--- a/weekly_files/14  report and final site/Website Report for WDD130 week 14.docx
+++ b/weekly_files/14  report and final site/Website Report for WDD130 week 14.docx
@@ -2,293 +2,585 @@
 <file path=word/document.xml><?xml version="1.0" encoding="utf-8"?>
 <w:document xmlns:wpc="http://schemas.microsoft.com/office/word/2010/wordprocessingCanvas" xmlns:cx="http://schemas.microsoft.com/office/drawing/2014/chartex" xmlns:cx1="http://schemas.microsoft.com/office/drawing/2015/9/8/chartex" xmlns:cx2="http://schemas.microsoft.com/office/drawing/2015/10/21/chartex" xmlns:cx3="http://schemas.microsoft.com/office/drawing/2016/5/9/chartex" xmlns:cx4="http://schemas.microsoft.com/office/drawing/2016/5/10/chartex" xmlns:cx5="http://schemas.microsoft.com/office/drawing/2016/5/11/chartex" xmlns:cx6="http://schemas.microsoft.com/office/drawing/2016/5/12/chartex" xmlns:cx7="http://schemas.microsoft.com/office/drawing/2016/5/13/chartex" xmlns:cx8="http://schemas.microsoft.com/office/drawing/2016/5/14/chartex" xmlns:mc="http://schemas.openxmlformats.org/markup-compatibility/2006" xmlns:aink="http://schemas.microsoft.com/office/drawing/2016/ink" xmlns:am3d="http://schemas.microsoft.com/office/drawing/2017/model3d" xmlns:o="urn:schemas-microsoft-com:office:office" xmlns:oel="http://schemas.microsoft.com/office/2019/extlst" xmlns:r="http://schemas.openxmlformats.org/officeDocument/2006/relationships" xmlns:m="http://schemas.openxmlformats.org/officeDocument/2006/math" xmlns:v="urn:schemas-microsoft-com:vml" xmlns:wp14="http://schemas.microsoft.com/office/word/2010/wordprocessingDrawing" xmlns:wp="http://schemas.openxmlformats.org/drawingml/2006/wordprocessingDrawing" xmlns:w10="urn:schemas-microsoft-com:office:word" xmlns:w="http://schemas.openxmlformats.org/wordprocessingml/2006/main" xmlns:w14="http://schemas.microsoft.com/office/word/2010/wordml" xmlns:w15="http://schemas.microsoft.com/office/word/2012/wordml" xmlns:w16cex="http://schemas.microsoft.com/office/word/2018/wordml/cex" xmlns:w16cid="http://schemas.microsoft.com/office/word/2016/wordml/cid" xmlns:w16="http://schemas.microsoft.com/office/word/2018/wordml" xmlns:w16du="http://schemas.microsoft.com/office/word/2023/wordml/word16du" xmlns:w16sdtdh="http://schemas.microsoft.com/office/word/2020/wordml/sdtdatahash" xmlns:w16sdtfl="http://schemas.microsoft.com/office/word/2024/wordml/sdtformatlock" xmlns:w16se="http://schemas.microsoft.com/office/word/2015/wordml/symex" xmlns:wpg="http://schemas.microsoft.com/office/word/2010/wordprocessingGroup" xmlns:wpi="http://schemas.microsoft.com/office/word/2010/wordprocessingInk" xmlns:wne="http://schemas.microsoft.com/office/word/2006/wordml" xmlns:wps="http://schemas.microsoft.com/office/word/2010/wordprocessingShape" mc:Ignorable="w14 w15 w16se w16cid w16 w16cex w16sdtdh w16sdtfl w16du wp14">
   <w:body>
+    <w:p>
+      <w:r>
+        <w:t xml:space="preserve">Name: Mark Ketring  </w:t>
+      </w:r>
+    </w:p>
+    <w:p>
+      <w:r>
+        <w:t xml:space="preserve">Class: WDD 130 </w:t>
+      </w:r>
+      <w:r>
+        <w:rPr>
+          <w:rFonts w:hint="cs"/>
+        </w:rPr>
+        <w:t>–</w:t>
+      </w:r>
+      <w:r>
+        <w:t xml:space="preserve"> Web Fundamentals  </w:t>
+      </w:r>
+    </w:p>
+    <w:p>
+      <w:r>
+        <w:t xml:space="preserve">Date: July 2025  </w:t>
+      </w:r>
+    </w:p>
+    <w:p>
+      <w:pPr>
+        <w:rPr>
+          <w:b/>
+          <w:bCs/>
+        </w:rPr>
+      </w:pPr>
+      <w:r>
+        <w:rPr>
+          <w:b/>
+          <w:bCs/>
+        </w:rPr>
+        <w:t>Title Page</w:t>
+      </w:r>
+    </w:p>
+    <w:p>
+      <w:r>
+        <w:rPr>
+          <w:b/>
+          <w:bCs/>
+        </w:rPr>
+        <w:t>Limp Grid – A Solar Reality Check</w:t>
+      </w:r>
+      <w:r>
+        <w:t xml:space="preserve"> </w:t>
+      </w:r>
+      <w:r>
+        <w:rPr>
+          <w:b/>
+          <w:bCs/>
+        </w:rPr>
+        <w:t>Mark Ketring</w:t>
+      </w:r>
+      <w:r>
+        <w:t xml:space="preserve"> </w:t>
+      </w:r>
+      <w:r>
+        <w:rPr>
+          <w:b/>
+          <w:bCs/>
+        </w:rPr>
+        <w:t>WDD 130 – Web Fundamentals</w:t>
+      </w:r>
+      <w:r>
+        <w:t xml:space="preserve"> </w:t>
+      </w:r>
+      <w:r>
+        <w:rPr>
+          <w:b/>
+          <w:bCs/>
+        </w:rPr>
+        <w:t>July 2025</w:t>
+      </w:r>
+    </w:p>
+    <w:p>
+      <w:pPr>
+        <w:rPr>
+          <w:b/>
+          <w:bCs/>
+        </w:rPr>
+      </w:pPr>
+      <w:r>
+        <w:rPr>
+          <w:b/>
+          <w:bCs/>
+        </w:rPr>
+        <w:t>Introduction</w:t>
+      </w:r>
+    </w:p>
+    <w:p>
+      <w:r>
+        <w:t xml:space="preserve">My final project for WDD 130 is a personal and professional website titled </w:t>
+      </w:r>
+      <w:r>
+        <w:rPr>
+          <w:i/>
+          <w:iCs/>
+        </w:rPr>
+        <w:t>Limp Grid</w:t>
+      </w:r>
+      <w:r>
+        <w:t>, which explores the intersection of solar energy, regulatory policy, and personal experience. The site is designed to educate, provoke thought, and share my journey as both a solar energy professional and a private solar system owner in Arizona.</w:t>
+      </w:r>
+    </w:p>
+    <w:p>
+      <w:r>
+        <w:t>The subject of my website is twofold: first, to introduce myself and my background in renewable energy systems integration; and second, to expose the complex and often frustrating regulatory environment that governs solar adoption in Arizona. The site includes a home page, an “About Me” page, and a detailed solar policy timeline that outlines the evolution of Arizona’s solar regulations from 2006 to the present.</w:t>
+      </w:r>
+    </w:p>
+    <w:p>
+      <w:r>
+        <w:t>The intended audience includes homeowners considering solar, energy policy advocates, students, and professionals in the renewable energy industry. It also serves as a platform for those who may be unaware of how utility-driven politics and regulatory loopholes can undermine the promise of clean energy. The tone is both informative and candid, reflecting my personal stake in the subject matter.</w:t>
+      </w:r>
+    </w:p>
+    <w:p>
+      <w:r>
+        <w:t>The completed website is hosted on GitHub Pages and can be accessed at</w:t>
+      </w:r>
+      <w:proofErr w:type="gramStart"/>
+      <w:r>
+        <w:t xml:space="preserve">: </w:t>
+      </w:r>
+      <w:r>
+        <w:rPr>
+          <w:b/>
+          <w:bCs/>
+        </w:rPr>
+        <w:t>https://yourusername.github.io/limp-grid</w:t>
+      </w:r>
+      <w:r>
+        <w:t xml:space="preserve"> </w:t>
+      </w:r>
+      <w:r>
+        <w:rPr>
+          <w:i/>
+          <w:iCs/>
+        </w:rPr>
+        <w:t>(Replace with your actual URL)</w:t>
+      </w:r>
+      <w:proofErr w:type="gramEnd"/>
+    </w:p>
+    <w:p>
+      <w:pPr>
+        <w:rPr>
+          <w:b/>
+          <w:bCs/>
+        </w:rPr>
+      </w:pPr>
+      <w:r>
+        <w:rPr>
+          <w:b/>
+          <w:bCs/>
+        </w:rPr>
+        <w:t>Goals and Objectives</w:t>
+      </w:r>
+    </w:p>
+    <w:p>
+      <w:r>
+        <w:t xml:space="preserve">My goal with </w:t>
+      </w:r>
+      <w:r>
+        <w:rPr>
+          <w:i/>
+          <w:iCs/>
+        </w:rPr>
+        <w:t>Limp Grid</w:t>
+      </w:r>
+      <w:r>
+        <w:t xml:space="preserve"> was to create a site that is both technically sound and intellectually engaging. I wanted to:</w:t>
+      </w:r>
+    </w:p>
+    <w:p>
+      <w:pPr>
+        <w:numPr>
+          <w:ilvl w:val="0"/>
+          <w:numId w:val="5"/>
+        </w:numPr>
+      </w:pPr>
+      <w:r>
+        <w:t>Share my personal and professional background in solar energy</w:t>
+      </w:r>
+    </w:p>
+    <w:p>
+      <w:pPr>
+        <w:numPr>
+          <w:ilvl w:val="0"/>
+          <w:numId w:val="5"/>
+        </w:numPr>
+      </w:pPr>
+      <w:r>
+        <w:t>Educate users about Arizona’s solar regulatory history</w:t>
+      </w:r>
+    </w:p>
+    <w:p>
+      <w:pPr>
+        <w:numPr>
+          <w:ilvl w:val="0"/>
+          <w:numId w:val="5"/>
+        </w:numPr>
+      </w:pPr>
+      <w:r>
+        <w:t>Use storytelling and satire to highlight the challenges of navigating utility rate plans</w:t>
+      </w:r>
+    </w:p>
+    <w:p>
+      <w:pPr>
+        <w:numPr>
+          <w:ilvl w:val="0"/>
+          <w:numId w:val="5"/>
+        </w:numPr>
+      </w:pPr>
+      <w:r>
+        <w:t>Demonstrate my web development skills using HTML, CSS, and responsive design</w:t>
+      </w:r>
+    </w:p>
+    <w:p>
+      <w:pPr>
+        <w:numPr>
+          <w:ilvl w:val="0"/>
+          <w:numId w:val="5"/>
+        </w:numPr>
+      </w:pPr>
+      <w:r>
+        <w:lastRenderedPageBreak/>
+        <w:t>Build a reusable contact card and timeline component for future projects</w:t>
+      </w:r>
+    </w:p>
+    <w:p>
+      <w:r>
+        <w:t>Ultimately, I hoped to create a site that not only fulfills the course requirements but also serves as a meaningful resource for others exploring solar energy in Arizona.</w:t>
+      </w:r>
+    </w:p>
+    <w:p>
+      <w:pPr>
+        <w:rPr>
+          <w:b/>
+          <w:bCs/>
+        </w:rPr>
+      </w:pPr>
+      <w:r>
+        <w:rPr>
+          <w:b/>
+          <w:bCs/>
+        </w:rPr>
+        <w:t>Design Process</w:t>
+      </w:r>
+    </w:p>
+    <w:p>
+      <w:r>
+        <w:t>The design process began with a clear vision: I wanted the site to feel personal yet professional, with a clean layout that supports long-form content. I started with wireframes for each page and chose a neutral color palette to keep the focus on the text and visuals.</w:t>
+      </w:r>
+    </w:p>
+    <w:p>
+      <w:r>
+        <w:t>The “About Me” page introduces my background and includes a custom contact card with my avatar, education, and social links. I used internal CSS and Font Awesome icons to style the card and ensure it was responsive across screen sizes.</w:t>
+      </w:r>
+    </w:p>
+    <w:p>
+      <w:r>
+        <w:t xml:space="preserve">The solar policy timeline was the most content-rich section. I structured it using semantic HTML headings and </w:t>
+      </w:r>
+      <w:proofErr w:type="gramStart"/>
+      <w:r>
+        <w:t>paragraphs, and</w:t>
+      </w:r>
+      <w:proofErr w:type="gramEnd"/>
+      <w:r>
+        <w:t xml:space="preserve"> added </w:t>
+      </w:r>
+      <w:proofErr w:type="gramStart"/>
+      <w:r>
+        <w:t>bolded</w:t>
+      </w:r>
+      <w:proofErr w:type="gramEnd"/>
+      <w:r>
+        <w:t xml:space="preserve"> commentary and inline humor to make the regulatory history more digestible. I also included a call-to-action linking to a solar ROI calculator, reinforcing the site’s practical value.</w:t>
+      </w:r>
+    </w:p>
+    <w:p>
+      <w:r>
+        <w:t xml:space="preserve">One major design decision was to embrace a narrative tone—mixing technical facts with personal commentary. This gave the site a unique voice and helped differentiate it from generic solar info pages. I also resolved image path issues by switching to relative paths and </w:t>
+      </w:r>
+      <w:proofErr w:type="gramStart"/>
+      <w:r>
+        <w:t>validated</w:t>
+      </w:r>
+      <w:proofErr w:type="gramEnd"/>
+      <w:r>
+        <w:t xml:space="preserve"> all HTML and CSS for clean deployment.</w:t>
+      </w:r>
+    </w:p>
+    <w:p>
+      <w:pPr>
+        <w:rPr>
+          <w:b/>
+          <w:bCs/>
+        </w:rPr>
+      </w:pPr>
+      <w:r>
+        <w:rPr>
+          <w:b/>
+          <w:bCs/>
+        </w:rPr>
+        <w:t>Conclusion</w:t>
+      </w:r>
+    </w:p>
+    <w:p>
+      <w:r>
+        <w:t>This project has been a deep dive into both web development and digital storytelling. I’ve learned how to structure and style a multi-page site, how to troubleshoot layout and path issues, and how to use CSS to create responsive, visually appealing components. More importantly, I’ve learned how to use the web as a platform for advocacy and education.</w:t>
+      </w:r>
+    </w:p>
+    <w:p>
+      <w:r>
+        <w:t xml:space="preserve">These skills will serve me well in future </w:t>
+      </w:r>
+      <w:proofErr w:type="gramStart"/>
+      <w:r>
+        <w:t>projects—</w:t>
+      </w:r>
+      <w:proofErr w:type="gramEnd"/>
+      <w:r>
+        <w:t xml:space="preserve">whether I’m building tools for my solar design team, creating educational content for consumers, or launching a new initiative to challenge outdated energy policies. </w:t>
+      </w:r>
+      <w:r>
+        <w:rPr>
+          <w:i/>
+          <w:iCs/>
+        </w:rPr>
+        <w:t>Limp Grid</w:t>
+      </w:r>
+      <w:r>
+        <w:t xml:space="preserve"> is more than a class project—it’s a foundation for future impact.</w:t>
+      </w:r>
+    </w:p>
     <w:p/>
     <w:p/>
-    <w:p>
-      <w:r>
-        <w:t xml:space="preserve">Title: Solar &amp; Self </w:t>
-      </w:r>
-      <w:r>
-        <w:rPr>
-          <w:rFonts w:hint="cs"/>
-        </w:rPr>
-        <w:t>–</w:t>
-      </w:r>
-      <w:r>
-        <w:t xml:space="preserve"> A Personal and Professional Web Presence  </w:t>
-      </w:r>
-    </w:p>
-    <w:p>
-      <w:r>
-        <w:t xml:space="preserve">Name: Mark Ketring  </w:t>
-      </w:r>
-    </w:p>
-    <w:p>
-      <w:r>
-        <w:t xml:space="preserve">Class: WDD 130 </w:t>
-      </w:r>
-      <w:r>
-        <w:rPr>
-          <w:rFonts w:hint="cs"/>
-        </w:rPr>
-        <w:t>–</w:t>
-      </w:r>
-      <w:r>
-        <w:t xml:space="preserve"> Web Fundamentals  </w:t>
-      </w:r>
-    </w:p>
-    <w:p>
-      <w:r>
-        <w:t xml:space="preserve">Date: July 2025  </w:t>
-      </w:r>
-    </w:p>
-    <w:p/>
-    <w:p>
-      <w:r>
-        <w:t>---</w:t>
-      </w:r>
-    </w:p>
-    <w:p/>
-    <w:p>
-      <w:r>
-        <w:t>**Introduction**</w:t>
-      </w:r>
-    </w:p>
-    <w:p/>
-    <w:p>
-      <w:r>
-        <w:t>My final project for WDD 130 is a personal website titled *Solar &amp; Self*, which blends my professional background in renewable energy with personal insights and interests. The purpose of this site is to introduce myself, share my experience in solar energy systems, and demonstrate my growing skills in web development.</w:t>
-      </w:r>
-    </w:p>
-    <w:p/>
-    <w:p>
-      <w:r>
-        <w:t xml:space="preserve">The subject of my website is twofold: first, to present a professional profile that highlights my work in solar power and energy storage; and second, to offer a personal narrative that includes my educational background, family, and interests. The site includes a home page, an </w:t>
-      </w:r>
-      <w:r>
-        <w:rPr>
-          <w:rFonts w:hint="cs"/>
-        </w:rPr>
-        <w:t>“</w:t>
-      </w:r>
-      <w:r>
-        <w:t>About Me</w:t>
-      </w:r>
-      <w:r>
-        <w:rPr>
-          <w:rFonts w:hint="cs"/>
-        </w:rPr>
-        <w:t>”</w:t>
-      </w:r>
-      <w:r>
-        <w:t xml:space="preserve"> page, and a solar-focused subpage that explains Arizona</w:t>
-      </w:r>
-      <w:r>
-        <w:rPr>
-          <w:rFonts w:hint="cs"/>
-        </w:rPr>
-        <w:t>’</w:t>
-      </w:r>
-      <w:r>
-        <w:t>s utility rate structures and solar policies.</w:t>
-      </w:r>
-    </w:p>
-    <w:p/>
-    <w:p>
-      <w:r>
-        <w:t>The intended audience for this website includes potential employers, collaborators in the renewable energy industry, and fellow students or instructors who may be reviewing my work. It</w:t>
-      </w:r>
-      <w:r>
-        <w:rPr>
-          <w:rFonts w:hint="cs"/>
-        </w:rPr>
-        <w:t>’</w:t>
-      </w:r>
-      <w:r>
-        <w:t>s also designed to be accessible to general visitors who are curious about solar energy or my personal journey.</w:t>
-      </w:r>
-    </w:p>
-    <w:p/>
-    <w:p>
-      <w:r>
-        <w:t xml:space="preserve">The completed website is hosted on GitHub Pages and can be accessed at:  </w:t>
-      </w:r>
-    </w:p>
-    <w:p>
-      <w:r>
-        <w:t xml:space="preserve">https://yourusername.github.io/wdd130/final-project  </w:t>
-      </w:r>
-    </w:p>
-    <w:p>
-      <w:r>
-        <w:lastRenderedPageBreak/>
-        <w:t>(Replace with your actual URL)</w:t>
-      </w:r>
-    </w:p>
-    <w:p/>
-    <w:p>
-      <w:r>
-        <w:t>---</w:t>
-      </w:r>
-    </w:p>
-    <w:p/>
-    <w:p>
-      <w:r>
-        <w:t>**Goals and Objectives**</w:t>
-      </w:r>
-    </w:p>
-    <w:p/>
-    <w:p>
-      <w:r>
-        <w:t>My primary goal with this website was to create a clean, responsive, and informative platform that reflects both my technical background and my creative interests. I wanted to demonstrate proficiency in HTML and CSS, while also telling a compelling story about who I am and what I do. I hoped to accomplish the following:</w:t>
-      </w:r>
-    </w:p>
-    <w:p/>
-    <w:p>
-      <w:r>
-        <w:t xml:space="preserve">- Build a multi-page site that is visually appealing and easy to navigate  </w:t>
-      </w:r>
-    </w:p>
-    <w:p>
-      <w:r>
-        <w:t xml:space="preserve">- Share my experience in solar energy in a way that educates and engages  </w:t>
-      </w:r>
-    </w:p>
-    <w:p>
-      <w:r>
-        <w:t xml:space="preserve">- Practice responsive design and layout alignment using CSS  </w:t>
-      </w:r>
-    </w:p>
-    <w:p>
-      <w:r>
-        <w:t xml:space="preserve">- Create a reusable contact card component for future use  </w:t>
-      </w:r>
-    </w:p>
-    <w:p>
-      <w:r>
-        <w:t>- Gain confidence in publishing and maintaining a live website</w:t>
-      </w:r>
-    </w:p>
-    <w:p/>
-    <w:p>
-      <w:r>
-        <w:t>---</w:t>
-      </w:r>
-    </w:p>
-    <w:p/>
-    <w:p>
-      <w:r>
-        <w:t>**Design Process**</w:t>
-      </w:r>
-    </w:p>
-    <w:p/>
-    <w:p>
-      <w:r>
-        <w:t>My design process began with sketching wireframes for each page. I wanted a layout that was simple but structured, with clear sections for content, images, and navigation. I chose a neutral color palette with black and white accents to keep the focus on the content and imagery.</w:t>
-      </w:r>
-    </w:p>
-    <w:p/>
-    <w:p>
-      <w:r>
-        <w:t xml:space="preserve">The </w:t>
-      </w:r>
-      <w:r>
-        <w:rPr>
-          <w:rFonts w:hint="cs"/>
-        </w:rPr>
-        <w:t>“</w:t>
-      </w:r>
-      <w:r>
-        <w:t>About Me</w:t>
-      </w:r>
-      <w:r>
-        <w:rPr>
-          <w:rFonts w:hint="cs"/>
-        </w:rPr>
-        <w:t>”</w:t>
-      </w:r>
-      <w:r>
-        <w:t xml:space="preserve"> page was the first to take shape. I included personal photos, a brief biography, and a list of hobbies and values. I later integrated a custom-designed contact </w:t>
-      </w:r>
-      <w:r>
-        <w:lastRenderedPageBreak/>
-        <w:t>card that includes my avatar, education, and social media icons using Font Awesome. This card was originally developed as a standalone component and then embedded into the page using relative paths and internal CSS.</w:t>
-      </w:r>
-    </w:p>
-    <w:p/>
-    <w:p>
-      <w:r>
-        <w:t>The solar subpage required more research and content development. I created a horizontal infographic timeline to explain Arizona</w:t>
-      </w:r>
-      <w:r>
-        <w:rPr>
-          <w:rFonts w:hint="cs"/>
-        </w:rPr>
-        <w:t>’</w:t>
-      </w:r>
-      <w:r>
-        <w:t>s solar regulatory history and utility rate plans. I also used tables and hover animations to make the data more interactive and digestible.</w:t>
-      </w:r>
-    </w:p>
-    <w:p/>
-    <w:p>
-      <w:r>
-        <w:t>One major change I made during development was switching from root-relative image paths to relative paths, which resolved issues with image loading in Live Server. I also consolidated my CSS into a single stylesheet for better maintainability.</w:t>
-      </w:r>
-    </w:p>
-    <w:p/>
-    <w:p>
-      <w:r>
-        <w:t>---</w:t>
-      </w:r>
-    </w:p>
-    <w:p/>
-    <w:p>
-      <w:r>
-        <w:t>**Conclusion**</w:t>
-      </w:r>
-    </w:p>
-    <w:p/>
-    <w:p>
-      <w:r>
-        <w:t>Completing this project has been both challenging and rewarding. I</w:t>
-      </w:r>
-      <w:r>
-        <w:rPr>
-          <w:rFonts w:hint="cs"/>
-        </w:rPr>
-        <w:t>’</w:t>
-      </w:r>
-      <w:r>
-        <w:t>ve learned how to structure a website from scratch, how to troubleshoot layout and path issues, and how to use CSS to create responsive, visually appealing designs. I</w:t>
-      </w:r>
-      <w:r>
-        <w:rPr>
-          <w:rFonts w:hint="cs"/>
-        </w:rPr>
-        <w:t>’</w:t>
-      </w:r>
-      <w:r>
-        <w:t>ve also gained experience with GitHub Pages and the importance of validating code for accessibility and performance.</w:t>
-      </w:r>
-    </w:p>
-    <w:p/>
-    <w:p>
-      <w:r>
-        <w:t>These skills will be invaluable as I continue to explore web development and integrate it into my work in renewable energy. Whether I</w:t>
-      </w:r>
-      <w:r>
-        <w:rPr>
-          <w:rFonts w:hint="cs"/>
-        </w:rPr>
-        <w:t>’</w:t>
-      </w:r>
-      <w:r>
-        <w:t>m building internal tools for my team, creating educational content for consumers, or launching a new business idea, I now have the foundation to do so with confidence and creativity.</w:t>
-      </w:r>
-    </w:p>
     <w:p/>
     <w:p/>
+    <w:p/>
+    <w:p/>
+    <w:p>
+      <w:r>
+        <w:t>My final project for WDD 130 is a personal website titled *</w:t>
+      </w:r>
+      <w:r>
+        <w:t>Limp Grid</w:t>
+      </w:r>
+      <w:r>
+        <w:t>*, which blends my professional background in renewable energy with personal insights and interests. The purpose of this site is to introduce myself, share my experience in solar energy systems, and demonstrate my growing skills in web development.</w:t>
+      </w:r>
+    </w:p>
+    <w:p/>
+    <w:p>
+      <w:r>
+        <w:t xml:space="preserve">The subject of my website is twofold: first, to present a professional profile that highlights my work in solar power and energy storage; and second, to offer a personal narrative that includes my educational background, family, and interests. The site includes a home page, an </w:t>
+      </w:r>
+      <w:r>
+        <w:rPr>
+          <w:rFonts w:hint="cs"/>
+        </w:rPr>
+        <w:t>“</w:t>
+      </w:r>
+      <w:r>
+        <w:t>About Me</w:t>
+      </w:r>
+      <w:r>
+        <w:rPr>
+          <w:rFonts w:hint="cs"/>
+        </w:rPr>
+        <w:t>”</w:t>
+      </w:r>
+      <w:r>
+        <w:t xml:space="preserve"> page, and a solar-focused subpage that explains Arizona</w:t>
+      </w:r>
+      <w:r>
+        <w:rPr>
+          <w:rFonts w:hint="cs"/>
+        </w:rPr>
+        <w:t>’</w:t>
+      </w:r>
+      <w:r>
+        <w:t>s utility rate structures and solar policies.</w:t>
+      </w:r>
+    </w:p>
+    <w:p/>
+    <w:p>
+      <w:r>
+        <w:t>The intended audience for this website includes potential employers, collaborators in the renewable energy industry, and fellow students or instructors who may be reviewing my work. It</w:t>
+      </w:r>
+      <w:r>
+        <w:rPr>
+          <w:rFonts w:hint="cs"/>
+        </w:rPr>
+        <w:t>’</w:t>
+      </w:r>
+      <w:r>
+        <w:t>s also designed to be accessible to general visitors who are curious about solar energy or my personal journey.</w:t>
+      </w:r>
+    </w:p>
+    <w:p/>
+    <w:p>
+      <w:r>
+        <w:t xml:space="preserve">The completed website is hosted on GitHub Pages and can be accessed at:  </w:t>
+      </w:r>
+    </w:p>
+    <w:p>
+      <w:r>
+        <w:t xml:space="preserve">https://yourusername.github.io/wdd130/final-project  </w:t>
+      </w:r>
+    </w:p>
+    <w:p>
+      <w:r>
+        <w:t>(Replace with your actual URL)</w:t>
+      </w:r>
+    </w:p>
+    <w:p/>
+    <w:p>
+      <w:r>
+        <w:t>---</w:t>
+      </w:r>
+    </w:p>
+    <w:p/>
+    <w:p>
+      <w:r>
+        <w:t>**Goals and Objectives**</w:t>
+      </w:r>
+    </w:p>
+    <w:p/>
+    <w:p>
+      <w:r>
+        <w:t>My primary goal with this website was to create a clean, responsive, and informative platform that reflects both my technical background and my creative interests. I wanted to demonstrate proficiency in HTML and CSS, while also telling a compelling story about who I am and what I do. I hoped to accomplish the following:</w:t>
+      </w:r>
+    </w:p>
+    <w:p/>
+    <w:p>
+      <w:r>
+        <w:t xml:space="preserve">- Build a multi-page site that is visually appealing and easy to navigate  </w:t>
+      </w:r>
+    </w:p>
+    <w:p>
+      <w:r>
+        <w:t xml:space="preserve">- Share my experience in solar energy in a way that educates and engages  </w:t>
+      </w:r>
+    </w:p>
+    <w:p>
+      <w:r>
+        <w:t xml:space="preserve">- Practice responsive design and layout alignment using CSS  </w:t>
+      </w:r>
+    </w:p>
+    <w:p>
+      <w:r>
+        <w:t xml:space="preserve">- Create a reusable contact card component for future use  </w:t>
+      </w:r>
+    </w:p>
+    <w:p>
+      <w:r>
+        <w:t>- Gain confidence in publishing and maintaining a live website</w:t>
+      </w:r>
+    </w:p>
+    <w:p/>
+    <w:p>
+      <w:r>
+        <w:t>---</w:t>
+      </w:r>
+    </w:p>
+    <w:p/>
+    <w:p>
+      <w:r>
+        <w:t>**Design Process**</w:t>
+      </w:r>
+    </w:p>
+    <w:p/>
+    <w:p>
+      <w:r>
+        <w:t>My design process began with sketching wireframes for each page. I wanted a layout that was simple but structured, with clear sections for content, images, and navigation. I chose a neutral color palette with black and white accents to keep the focus on the content and imagery.</w:t>
+      </w:r>
+    </w:p>
+    <w:p/>
+    <w:p>
+      <w:r>
+        <w:t xml:space="preserve">The </w:t>
+      </w:r>
+      <w:r>
+        <w:rPr>
+          <w:rFonts w:hint="cs"/>
+        </w:rPr>
+        <w:t>“</w:t>
+      </w:r>
+      <w:r>
+        <w:t>About Me</w:t>
+      </w:r>
+      <w:r>
+        <w:rPr>
+          <w:rFonts w:hint="cs"/>
+        </w:rPr>
+        <w:t>”</w:t>
+      </w:r>
+      <w:r>
+        <w:t xml:space="preserve"> page was the first to take shape. I included personal photos, a brief biography, and a list of hobbies and values. I later integrated a custom-designed contact card that includes my avatar, education, and social media icons using Font Awesome. This card was originally developed as a standalone component and then embedded into the page using relative paths and internal CSS.</w:t>
+      </w:r>
+    </w:p>
+    <w:p/>
+    <w:p>
+      <w:r>
+        <w:t>The solar subpage required more research and content development. I created a horizontal infographic timeline to explain Arizona</w:t>
+      </w:r>
+      <w:r>
+        <w:rPr>
+          <w:rFonts w:hint="cs"/>
+        </w:rPr>
+        <w:t>’</w:t>
+      </w:r>
+      <w:r>
+        <w:t>s solar regulatory history and utility rate plans. I also used tables and hover animations to make the data more interactive and digestible.</w:t>
+      </w:r>
+    </w:p>
+    <w:p/>
+    <w:p>
+      <w:r>
+        <w:t>One major change I made during development was switching from root-relative image paths to relative paths, which resolved issues with image loading in Live Server. I also consolidated my CSS into a single stylesheet for better maintainability.</w:t>
+      </w:r>
+    </w:p>
+    <w:p/>
+    <w:p>
+      <w:r>
+        <w:t>---</w:t>
+      </w:r>
+    </w:p>
+    <w:p/>
+    <w:p>
+      <w:r>
+        <w:t>**Conclusion**</w:t>
+      </w:r>
+    </w:p>
+    <w:p/>
+    <w:p>
+      <w:r>
+        <w:t>Completing this project has been both challenging and rewarding. I</w:t>
+      </w:r>
+      <w:r>
+        <w:rPr>
+          <w:rFonts w:hint="cs"/>
+        </w:rPr>
+        <w:t>’</w:t>
+      </w:r>
+      <w:r>
+        <w:t>ve learned how to structure a website from scratch, how to troubleshoot layout and path issues, and how to use CSS to create responsive, visually appealing designs. I</w:t>
+      </w:r>
+      <w:r>
+        <w:rPr>
+          <w:rFonts w:hint="cs"/>
+        </w:rPr>
+        <w:t>’</w:t>
+      </w:r>
+      <w:r>
+        <w:t>ve also gained experience with GitHub Pages and the importance of validating code for accessibility and performance.</w:t>
+      </w:r>
+    </w:p>
+    <w:p/>
+    <w:p>
+      <w:r>
+        <w:t>These skills will be invaluable as I continue to explore web development and integrate it into my work in renewable energy. Whether I</w:t>
+      </w:r>
+      <w:r>
+        <w:rPr>
+          <w:rFonts w:hint="cs"/>
+        </w:rPr>
+        <w:t>’</w:t>
+      </w:r>
+      <w:r>
+        <w:t>m building internal tools for my team, creating educational content for consumers, or launching a new business idea, I now have the foundation to do so with confidence and creativity.</w:t>
+      </w:r>
+    </w:p>
+    <w:p/>
+    <w:p/>
     <w:p>
       <w:r>
         <w:t>For this part of the project, you are required to type a final report using Word or PDF, detailing the design and development of your completed website. Your report must be at least 500 words.</w:t>
@@ -306,7 +598,6 @@
           <w:b/>
           <w:bCs/>
         </w:rPr>
-        <w:lastRenderedPageBreak/>
         <w:t>Introduction (12 pts - 3 pts for each required subtopic)</w:t>
       </w:r>
     </w:p>
@@ -418,6 +709,7 @@
           <w:b/>
           <w:bCs/>
         </w:rPr>
+        <w:lastRenderedPageBreak/>
         <w:t>Conclusion (5 pts)</w:t>
       </w:r>
     </w:p>
@@ -1041,6 +1333,155 @@
       </w:rPr>
     </w:lvl>
   </w:abstractNum>
+  <w:abstractNum w:abstractNumId="4" w15:restartNumberingAfterBreak="0">
+    <w:nsid w:val="7C947E82"/>
+    <w:multiLevelType w:val="multilevel"/>
+    <w:tmpl w:val="4D725EAE"/>
+    <w:lvl w:ilvl="0">
+      <w:start w:val="1"/>
+      <w:numFmt w:val="bullet"/>
+      <w:lvlText w:val=""/>
+      <w:lvlJc w:val="left"/>
+      <w:pPr>
+        <w:tabs>
+          <w:tab w:val="num" w:pos="720"/>
+        </w:tabs>
+        <w:ind w:left="720" w:hanging="360"/>
+      </w:pPr>
+      <w:rPr>
+        <w:rFonts w:ascii="Symbol" w:hAnsi="Symbol" w:hint="default"/>
+        <w:sz w:val="20"/>
+      </w:rPr>
+    </w:lvl>
+    <w:lvl w:ilvl="1" w:tentative="1">
+      <w:start w:val="1"/>
+      <w:numFmt w:val="bullet"/>
+      <w:lvlText w:val="o"/>
+      <w:lvlJc w:val="left"/>
+      <w:pPr>
+        <w:tabs>
+          <w:tab w:val="num" w:pos="1440"/>
+        </w:tabs>
+        <w:ind w:left="1440" w:hanging="360"/>
+      </w:pPr>
+      <w:rPr>
+        <w:rFonts w:ascii="Courier New" w:hAnsi="Courier New" w:hint="default"/>
+        <w:sz w:val="20"/>
+      </w:rPr>
+    </w:lvl>
+    <w:lvl w:ilvl="2" w:tentative="1">
+      <w:start w:val="1"/>
+      <w:numFmt w:val="bullet"/>
+      <w:lvlText w:val=""/>
+      <w:lvlJc w:val="left"/>
+      <w:pPr>
+        <w:tabs>
+          <w:tab w:val="num" w:pos="2160"/>
+        </w:tabs>
+        <w:ind w:left="2160" w:hanging="360"/>
+      </w:pPr>
+      <w:rPr>
+        <w:rFonts w:ascii="Wingdings" w:hAnsi="Wingdings" w:hint="default"/>
+        <w:sz w:val="20"/>
+      </w:rPr>
+    </w:lvl>
+    <w:lvl w:ilvl="3" w:tentative="1">
+      <w:start w:val="1"/>
+      <w:numFmt w:val="bullet"/>
+      <w:lvlText w:val=""/>
+      <w:lvlJc w:val="left"/>
+      <w:pPr>
+        <w:tabs>
+          <w:tab w:val="num" w:pos="2880"/>
+        </w:tabs>
+        <w:ind w:left="2880" w:hanging="360"/>
+      </w:pPr>
+      <w:rPr>
+        <w:rFonts w:ascii="Wingdings" w:hAnsi="Wingdings" w:hint="default"/>
+        <w:sz w:val="20"/>
+      </w:rPr>
+    </w:lvl>
+    <w:lvl w:ilvl="4" w:tentative="1">
+      <w:start w:val="1"/>
+      <w:numFmt w:val="bullet"/>
+      <w:lvlText w:val=""/>
+      <w:lvlJc w:val="left"/>
+      <w:pPr>
+        <w:tabs>
+          <w:tab w:val="num" w:pos="3600"/>
+        </w:tabs>
+        <w:ind w:left="3600" w:hanging="360"/>
+      </w:pPr>
+      <w:rPr>
+        <w:rFonts w:ascii="Wingdings" w:hAnsi="Wingdings" w:hint="default"/>
+        <w:sz w:val="20"/>
+      </w:rPr>
+    </w:lvl>
+    <w:lvl w:ilvl="5" w:tentative="1">
+      <w:start w:val="1"/>
+      <w:numFmt w:val="bullet"/>
+      <w:lvlText w:val=""/>
+      <w:lvlJc w:val="left"/>
+      <w:pPr>
+        <w:tabs>
+          <w:tab w:val="num" w:pos="4320"/>
+        </w:tabs>
+        <w:ind w:left="4320" w:hanging="360"/>
+      </w:pPr>
+      <w:rPr>
+        <w:rFonts w:ascii="Wingdings" w:hAnsi="Wingdings" w:hint="default"/>
+        <w:sz w:val="20"/>
+      </w:rPr>
+    </w:lvl>
+    <w:lvl w:ilvl="6" w:tentative="1">
+      <w:start w:val="1"/>
+      <w:numFmt w:val="bullet"/>
+      <w:lvlText w:val=""/>
+      <w:lvlJc w:val="left"/>
+      <w:pPr>
+        <w:tabs>
+          <w:tab w:val="num" w:pos="5040"/>
+        </w:tabs>
+        <w:ind w:left="5040" w:hanging="360"/>
+      </w:pPr>
+      <w:rPr>
+        <w:rFonts w:ascii="Wingdings" w:hAnsi="Wingdings" w:hint="default"/>
+        <w:sz w:val="20"/>
+      </w:rPr>
+    </w:lvl>
+    <w:lvl w:ilvl="7" w:tentative="1">
+      <w:start w:val="1"/>
+      <w:numFmt w:val="bullet"/>
+      <w:lvlText w:val=""/>
+      <w:lvlJc w:val="left"/>
+      <w:pPr>
+        <w:tabs>
+          <w:tab w:val="num" w:pos="5760"/>
+        </w:tabs>
+        <w:ind w:left="5760" w:hanging="360"/>
+      </w:pPr>
+      <w:rPr>
+        <w:rFonts w:ascii="Wingdings" w:hAnsi="Wingdings" w:hint="default"/>
+        <w:sz w:val="20"/>
+      </w:rPr>
+    </w:lvl>
+    <w:lvl w:ilvl="8" w:tentative="1">
+      <w:start w:val="1"/>
+      <w:numFmt w:val="bullet"/>
+      <w:lvlText w:val=""/>
+      <w:lvlJc w:val="left"/>
+      <w:pPr>
+        <w:tabs>
+          <w:tab w:val="num" w:pos="6480"/>
+        </w:tabs>
+        <w:ind w:left="6480" w:hanging="360"/>
+      </w:pPr>
+      <w:rPr>
+        <w:rFonts w:ascii="Wingdings" w:hAnsi="Wingdings" w:hint="default"/>
+        <w:sz w:val="20"/>
+      </w:rPr>
+    </w:lvl>
+  </w:abstractNum>
   <w:num w:numId="1" w16cid:durableId="1766342072">
     <w:abstractNumId w:val="1"/>
   </w:num>
@@ -1052,6 +1493,9 @@
   </w:num>
   <w:num w:numId="4" w16cid:durableId="14232943">
     <w:abstractNumId w:val="3"/>
+  </w:num>
+  <w:num w:numId="5" w16cid:durableId="1259218979">
+    <w:abstractNumId w:val="4"/>
   </w:num>
 </w:numbering>
 </file>

--- a/weekly_files/14  report and final site/Website Report for WDD130 week 14.docx
+++ b/weekly_files/14  report and final site/Website Report for WDD130 week 14.docx
@@ -97,7 +97,13 @@
     </w:p>
     <w:p>
       <w:r>
-        <w:t xml:space="preserve">My final project for WDD 130 is a personal and professional website titled </w:t>
+        <w:t xml:space="preserve">My final project for WDD 130 is a </w:t>
+      </w:r>
+      <w:r>
+        <w:t>informational</w:t>
+      </w:r>
+      <w:r>
+        <w:t xml:space="preserve"> website titled </w:t>
       </w:r>
       <w:r>
         <w:rPr>
@@ -107,74 +113,237 @@
         <w:t>Limp Grid</w:t>
       </w:r>
       <w:r>
-        <w:t>, which explores the intersection of solar energy, regulatory policy, and personal experience. The site is designed to educate, provoke thought, and share my journey as both a solar energy professional and a private solar system owner in Arizona.</w:t>
-      </w:r>
-    </w:p>
-    <w:p>
-      <w:r>
-        <w:t>The subject of my website is twofold: first, to introduce myself and my background in renewable energy systems integration; and second, to expose the complex and often frustrating regulatory environment that governs solar adoption in Arizona. The site includes a home page, an “About Me” page, and a detailed solar policy timeline that outlines the evolution of Arizona’s solar regulations from 2006 to the present.</w:t>
-      </w:r>
-    </w:p>
-    <w:p>
-      <w:r>
-        <w:t>The intended audience includes homeowners considering solar, energy policy advocates, students, and professionals in the renewable energy industry. It also serves as a platform for those who may be unaware of how utility-driven politics and regulatory loopholes can undermine the promise of clean energy. The tone is both informative and candid, reflecting my personal stake in the subject matter.</w:t>
-      </w:r>
-    </w:p>
-    <w:p>
-      <w:r>
-        <w:t>The completed website is hosted on GitHub Pages and can be accessed at</w:t>
-      </w:r>
-      <w:proofErr w:type="gramStart"/>
-      <w:r>
-        <w:t xml:space="preserve">: </w:t>
+        <w:t xml:space="preserve">, which explores the intersection of solar energy, regulatory policy, </w:t>
+      </w:r>
+      <w:proofErr w:type="spellStart"/>
+      <w:r>
+        <w:t>profesional</w:t>
+      </w:r>
+      <w:proofErr w:type="spellEnd"/>
+      <w:r>
+        <w:t xml:space="preserve"> experience. The site is designed to educate, provoke thought, and share my journey as both a</w:t>
+      </w:r>
+      <w:r>
+        <w:t xml:space="preserve"> certified</w:t>
+      </w:r>
+      <w:r>
+        <w:t xml:space="preserve"> solar energy professional and a private solar system owner in Arizona.</w:t>
+      </w:r>
+    </w:p>
+    <w:p>
+      <w:r>
+        <w:t>The subject of my website is twofold: first, to introduce</w:t>
+      </w:r>
+      <w:r>
+        <w:t xml:space="preserve"> some history</w:t>
+      </w:r>
+      <w:r>
+        <w:t xml:space="preserve"> and</w:t>
+      </w:r>
+      <w:r>
+        <w:t xml:space="preserve"> review</w:t>
+      </w:r>
+      <w:r>
+        <w:t xml:space="preserve"> m</w:t>
+      </w:r>
+      <w:r>
+        <w:t xml:space="preserve">y </w:t>
+      </w:r>
+      <w:r>
+        <w:t xml:space="preserve">ongoing </w:t>
+      </w:r>
+      <w:r>
+        <w:t>observations</w:t>
+      </w:r>
+      <w:r>
+        <w:t xml:space="preserve"> </w:t>
+      </w:r>
+      <w:r>
+        <w:t xml:space="preserve">and </w:t>
+      </w:r>
+      <w:r>
+        <w:t>background in renewable energy systems integration; and second, to expose the complex and often frustrating regulatory environment that governs solar adoption in Arizona. The site includes a home pag</w:t>
+      </w:r>
+      <w:r>
+        <w:t>e with</w:t>
+      </w:r>
+      <w:r>
+        <w:t xml:space="preserve"> a detailed solar policy timeline that outlines the evolution of Arizona’s solar regulations from 2006 to the present.</w:t>
+      </w:r>
+      <w:r>
+        <w:t xml:space="preserve"> The home page also </w:t>
+      </w:r>
+      <w:r>
+        <w:t xml:space="preserve">has an online calculator that demonstrates the </w:t>
+      </w:r>
+      <w:r>
+        <w:t>billing</w:t>
+      </w:r>
+      <w:r>
+        <w:t xml:space="preserve"> and offset</w:t>
+      </w:r>
+      <w:r>
+        <w:t xml:space="preserve"> </w:t>
+      </w:r>
+      <w:r>
+        <w:t>disparit</w:t>
+      </w:r>
+      <w:r>
+        <w:t>ies</w:t>
+      </w:r>
+      <w:r>
+        <w:t xml:space="preserve"> between</w:t>
+      </w:r>
+      <w:r>
+        <w:t xml:space="preserve"> the two of the larger </w:t>
+      </w:r>
+      <w:r>
+        <w:t>utility</w:t>
+      </w:r>
+      <w:r>
+        <w:t xml:space="preserve"> providers in Arizona</w:t>
+      </w:r>
+      <w:r>
+        <w:t xml:space="preserve"> (APS and TEP)</w:t>
+      </w:r>
+      <w:r>
+        <w:t>, as well as</w:t>
+      </w:r>
+      <w:r>
+        <w:t xml:space="preserve"> the major unregulated producer-provider know as SRP.</w:t>
+      </w:r>
+    </w:p>
+    <w:p>
+      <w:r>
+        <w:t xml:space="preserve">The intended audience includes homeowners considering solar, energy policy advocates, students, and professionals in the renewable energy industry. It also serves as a platform for those who may be unaware of how utility-driven politics and regulatory </w:t>
+      </w:r>
+      <w:r>
+        <w:t>history</w:t>
+      </w:r>
+      <w:r>
+        <w:t xml:space="preserve"> can </w:t>
+      </w:r>
+      <w:r>
+        <w:t>diminish</w:t>
+      </w:r>
+      <w:r>
+        <w:t xml:space="preserve"> the promise</w:t>
+      </w:r>
+      <w:r>
+        <w:t>s</w:t>
+      </w:r>
+      <w:r>
+        <w:t xml:space="preserve"> and deployments</w:t>
+      </w:r>
+      <w:r>
+        <w:t xml:space="preserve"> of </w:t>
+      </w:r>
+      <w:r>
+        <w:t>solar</w:t>
+      </w:r>
+      <w:r>
+        <w:t xml:space="preserve"> energy</w:t>
+      </w:r>
+      <w:r>
+        <w:t xml:space="preserve"> for end-users</w:t>
+      </w:r>
+      <w:r>
+        <w:t xml:space="preserve">. The tone is both informative and candid, reflecting my personal </w:t>
+      </w:r>
+      <w:r>
+        <w:t>views and background observations of</w:t>
+      </w:r>
+      <w:r>
+        <w:t xml:space="preserve"> the subject matter.</w:t>
+      </w:r>
+    </w:p>
+    <w:p>
+      <w:r>
+        <w:t xml:space="preserve">The completed website is hosted on GitHub Pages and can be accessed at: </w:t>
       </w:r>
       <w:r>
         <w:rPr>
           <w:b/>
           <w:bCs/>
         </w:rPr>
-        <w:t>https://yourusername.github.io/limp-grid</w:t>
-      </w:r>
-      <w:r>
-        <w:t xml:space="preserve"> </w:t>
+        <w:t>https://</w:t>
+      </w:r>
+      <w:r>
+        <w:rPr>
+          <w:b/>
+          <w:bCs/>
+        </w:rPr>
+        <w:t>mketbyui</w:t>
+      </w:r>
+      <w:r>
+        <w:rPr>
+          <w:b/>
+          <w:bCs/>
+        </w:rPr>
+        <w:t>.github.io</w:t>
+      </w:r>
+      <w:r>
+        <w:rPr>
+          <w:b/>
+          <w:bCs/>
+        </w:rPr>
+        <w:t>/</w:t>
+      </w:r>
+      <w:r>
+        <w:rPr>
+          <w:b/>
+          <w:bCs/>
+        </w:rPr>
+        <w:t>wdd130/index</w:t>
+      </w:r>
+      <w:r>
+        <w:rPr>
+          <w:b/>
+          <w:bCs/>
+        </w:rPr>
+        <w:t>-solar.html</w:t>
+      </w:r>
+    </w:p>
+    <w:p>
+      <w:pPr>
+        <w:rPr>
+          <w:b/>
+          <w:bCs/>
+        </w:rPr>
+      </w:pPr>
+      <w:r>
+        <w:rPr>
+          <w:b/>
+          <w:bCs/>
+        </w:rPr>
+        <w:t>Goals and Objectives</w:t>
+      </w:r>
+    </w:p>
+    <w:p>
+      <w:r>
+        <w:t xml:space="preserve">My goal with </w:t>
       </w:r>
       <w:r>
         <w:rPr>
           <w:i/>
           <w:iCs/>
         </w:rPr>
-        <w:t>(Replace with your actual URL)</w:t>
-      </w:r>
-      <w:proofErr w:type="gramEnd"/>
-    </w:p>
-    <w:p>
-      <w:pPr>
-        <w:rPr>
-          <w:b/>
-          <w:bCs/>
-        </w:rPr>
-      </w:pPr>
-      <w:r>
-        <w:rPr>
-          <w:b/>
-          <w:bCs/>
-        </w:rPr>
-        <w:t>Goals and Objectives</w:t>
-      </w:r>
-    </w:p>
-    <w:p>
-      <w:r>
-        <w:t xml:space="preserve">My goal with </w:t>
-      </w:r>
-      <w:r>
-        <w:rPr>
-          <w:i/>
-          <w:iCs/>
-        </w:rPr>
         <w:t>Limp Grid</w:t>
       </w:r>
       <w:r>
-        <w:t xml:space="preserve"> was to create a site that is both technically sound and intellectually engaging. I wanted to:</w:t>
+        <w:t xml:space="preserve"> was to create a site that is</w:t>
+      </w:r>
+      <w:r>
+        <w:t xml:space="preserve"> historically accurate,</w:t>
+      </w:r>
+      <w:r>
+        <w:t xml:space="preserve"> technically </w:t>
+      </w:r>
+      <w:r>
+        <w:t>clear</w:t>
+      </w:r>
+      <w:r>
+        <w:t xml:space="preserve"> and intellectually engaging. I wanted to:</w:t>
       </w:r>
     </w:p>
     <w:p>
@@ -196,7 +365,18 @@
         </w:numPr>
       </w:pPr>
       <w:r>
-        <w:t>Educate users about Arizona’s solar regulatory history</w:t>
+        <w:t xml:space="preserve">Educate </w:t>
+      </w:r>
+      <w:r>
+        <w:t xml:space="preserve">potential </w:t>
+      </w:r>
+      <w:proofErr w:type="spellStart"/>
+      <w:r>
+        <w:t>adoters</w:t>
+      </w:r>
+      <w:proofErr w:type="spellEnd"/>
+      <w:r>
+        <w:t xml:space="preserve"> about Arizona’s solar regulatory history</w:t>
       </w:r>
     </w:p>
     <w:p>
@@ -207,7 +387,20 @@
         </w:numPr>
       </w:pPr>
       <w:r>
-        <w:t>Use storytelling and satire to highlight the challenges of navigating utility rate plans</w:t>
+        <w:lastRenderedPageBreak/>
+        <w:t xml:space="preserve">Relate </w:t>
+      </w:r>
+      <w:r>
+        <w:t xml:space="preserve">critique and satirical </w:t>
+      </w:r>
+      <w:r>
+        <w:t>explanations</w:t>
+      </w:r>
+      <w:r>
+        <w:t xml:space="preserve"> and to highlight the challenges of navigating utility rate plans</w:t>
+      </w:r>
+      <w:r>
+        <w:t xml:space="preserve"> and future plans.</w:t>
       </w:r>
     </w:p>
     <w:p>
@@ -229,13 +422,123 @@
         </w:numPr>
       </w:pPr>
       <w:r>
-        <w:lastRenderedPageBreak/>
-        <w:t>Build a reusable contact card and timeline component for future projects</w:t>
-      </w:r>
-    </w:p>
-    <w:p>
-      <w:r>
-        <w:t>Ultimately, I hoped to create a site that not only fulfills the course requirements but also serves as a meaningful resource for others exploring solar energy in Arizona.</w:t>
+        <w:t>Build a</w:t>
+      </w:r>
+      <w:r>
+        <w:t xml:space="preserve"> user friendly</w:t>
+      </w:r>
+      <w:r>
+        <w:t xml:space="preserve"> </w:t>
+      </w:r>
+      <w:r>
+        <w:t>annual offset</w:t>
+      </w:r>
+      <w:r>
+        <w:t xml:space="preserve"> </w:t>
+      </w:r>
+      <w:r>
+        <w:t>calculator</w:t>
+      </w:r>
+      <w:r>
+        <w:t xml:space="preserve"> and</w:t>
+      </w:r>
+      <w:r>
+        <w:t xml:space="preserve"> an overview</w:t>
+      </w:r>
+      <w:r>
+        <w:t xml:space="preserve"> timeline component for future projects</w:t>
+      </w:r>
+    </w:p>
+    <w:p>
+      <w:r>
+        <w:t>Ultimately, I hoped to create a site that not only fulfills the course requirements but also serves as a meaningful</w:t>
+      </w:r>
+      <w:r>
+        <w:t xml:space="preserve"> draft to leverage</w:t>
+      </w:r>
+      <w:r>
+        <w:t xml:space="preserve"> as a</w:t>
+      </w:r>
+      <w:r>
+        <w:t xml:space="preserve"> future</w:t>
+      </w:r>
+      <w:r>
+        <w:t xml:space="preserve"> resource</w:t>
+      </w:r>
+      <w:r>
+        <w:t xml:space="preserve"> draft</w:t>
+      </w:r>
+      <w:r>
+        <w:t xml:space="preserve"> for others </w:t>
+      </w:r>
+      <w:r>
+        <w:t xml:space="preserve">to get an </w:t>
+      </w:r>
+      <w:r>
+        <w:t xml:space="preserve">realistic </w:t>
+      </w:r>
+      <w:r>
+        <w:t>offset view of</w:t>
+      </w:r>
+      <w:r>
+        <w:t xml:space="preserve"> solar energy</w:t>
+      </w:r>
+      <w:r>
+        <w:t xml:space="preserve"> challenges</w:t>
+      </w:r>
+      <w:r>
+        <w:t xml:space="preserve"> in Arizona.</w:t>
+      </w:r>
+      <w:r>
+        <w:t xml:space="preserve"> Most sales consultants avoid frank and honest </w:t>
+      </w:r>
+      <w:r>
+        <w:t>information exchange</w:t>
+      </w:r>
+      <w:r>
+        <w:t xml:space="preserve"> as they</w:t>
+      </w:r>
+      <w:r>
+        <w:t xml:space="preserve"> normally hold back or divert</w:t>
+      </w:r>
+      <w:r>
+        <w:t xml:space="preserve"> consumer</w:t>
+      </w:r>
+      <w:r>
+        <w:t xml:space="preserve"> </w:t>
+      </w:r>
+      <w:r>
+        <w:t>question</w:t>
+      </w:r>
+      <w:r>
+        <w:t xml:space="preserve">s </w:t>
+      </w:r>
+      <w:r>
+        <w:t xml:space="preserve">and </w:t>
+      </w:r>
+      <w:r>
+        <w:t>att</w:t>
+      </w:r>
+      <w:r>
+        <w:t>ention</w:t>
+      </w:r>
+      <w:r>
+        <w:t xml:space="preserve"> away from </w:t>
+      </w:r>
+      <w:r>
+        <w:t xml:space="preserve">conflicted </w:t>
+      </w:r>
+      <w:r>
+        <w:t xml:space="preserve">issues that </w:t>
+      </w:r>
+      <w:r>
+        <w:t>might</w:t>
+      </w:r>
+      <w:r>
+        <w:t xml:space="preserve"> </w:t>
+      </w:r>
+      <w:r>
+        <w:t>scuttle a sale.</w:t>
       </w:r>
     </w:p>
     <w:p>
@@ -255,46 +558,67 @@
     </w:p>
     <w:p>
       <w:r>
-        <w:t>The design process began with a clear vision: I wanted the site to feel personal yet professional, with a clean layout that supports long-form content. I started with wireframes for each page and chose a neutral color palette to keep the focus on the text and visuals.</w:t>
-      </w:r>
-    </w:p>
-    <w:p>
-      <w:r>
-        <w:t>The “About Me” page introduces my background and includes a custom contact card with my avatar, education, and social links. I used internal CSS and Font Awesome icons to style the card and ensure it was responsive across screen sizes.</w:t>
-      </w:r>
-    </w:p>
-    <w:p>
-      <w:r>
-        <w:t xml:space="preserve">The solar policy timeline was the most content-rich section. I structured it using semantic HTML headings and </w:t>
-      </w:r>
-      <w:proofErr w:type="gramStart"/>
-      <w:r>
-        <w:t>paragraphs, and</w:t>
-      </w:r>
-      <w:proofErr w:type="gramEnd"/>
-      <w:r>
-        <w:t xml:space="preserve"> added </w:t>
-      </w:r>
-      <w:proofErr w:type="gramStart"/>
-      <w:r>
-        <w:t>bolded</w:t>
-      </w:r>
-      <w:proofErr w:type="gramEnd"/>
-      <w:r>
-        <w:t xml:space="preserve"> commentary and inline humor to make the regulatory history more digestible. I also included a call-to-action linking to a solar ROI calculator, reinforcing the site’s practical value.</w:t>
-      </w:r>
-    </w:p>
-    <w:p>
-      <w:r>
-        <w:t xml:space="preserve">One major design decision was to embrace a narrative tone—mixing technical facts with personal commentary. This gave the site a unique voice and helped differentiate it from generic solar info pages. I also resolved image path issues by switching to relative paths and </w:t>
-      </w:r>
-      <w:proofErr w:type="gramStart"/>
-      <w:r>
-        <w:t>validated</w:t>
-      </w:r>
-      <w:proofErr w:type="gramEnd"/>
-      <w:r>
-        <w:t xml:space="preserve"> all HTML and CSS for clean deployment.</w:t>
+        <w:t>The design process began with a clear vision: I wanted the site to feel personal yet professional, with a clean layout that supports long-form content. I started with wireframes for each page</w:t>
+      </w:r>
+      <w:r>
+        <w:t xml:space="preserve">, which were </w:t>
+      </w:r>
+      <w:r>
+        <w:t>flexible, adjustable</w:t>
+      </w:r>
+      <w:r>
+        <w:t xml:space="preserve"> and chose a </w:t>
+      </w:r>
+      <w:r>
+        <w:t>bold</w:t>
+      </w:r>
+      <w:r>
+        <w:t xml:space="preserve"> color palette</w:t>
+      </w:r>
+      <w:r>
+        <w:t xml:space="preserve"> that relates to the colors of Arizona’s state flag</w:t>
+      </w:r>
+      <w:r>
+        <w:t xml:space="preserve"> to keep the focus on the </w:t>
+      </w:r>
+      <w:r>
+        <w:t xml:space="preserve">major </w:t>
+      </w:r>
+      <w:r>
+        <w:t>text</w:t>
+      </w:r>
+      <w:r>
+        <w:t>ual history</w:t>
+      </w:r>
+      <w:r>
+        <w:t xml:space="preserve"> and visuals.</w:t>
+      </w:r>
+    </w:p>
+    <w:p>
+      <w:r>
+        <w:t>The “</w:t>
+      </w:r>
+      <w:r>
+        <w:t>B-LOG</w:t>
+      </w:r>
+      <w:r>
+        <w:t>” page introduces background</w:t>
+      </w:r>
+      <w:r>
+        <w:t xml:space="preserve"> information</w:t>
+      </w:r>
+      <w:r>
+        <w:t xml:space="preserve"> and includes a custom contact card wit. I used internal CSS and Font Awesome icons to style the card and ensure it was responsive across screen sizes.</w:t>
+      </w:r>
+    </w:p>
+    <w:p>
+      <w:r>
+        <w:t>The solar policy timeline was the most content-rich section. I structured it using semantic HTML headings and paragraphs, and added bolded commentary and inline humor to make the regulatory history more digestible. I also included a call-to-action linking to a solar ROI calculator, reinforcing the site’s practical value.</w:t>
+      </w:r>
+    </w:p>
+    <w:p>
+      <w:r>
+        <w:t>One major design decision was to embrace a narrative tone—mixing technical facts with personal commentary. This gave the site a unique voice and helped differentiate it from generic solar info pages. I also resolved image path issues by switching to relative paths and validated all HTML and CSS for clean deployment.</w:t>
       </w:r>
     </w:p>
     <w:p>
@@ -319,15 +643,11 @@
     </w:p>
     <w:p>
       <w:r>
-        <w:t xml:space="preserve">These skills will serve me well in future </w:t>
-      </w:r>
-      <w:proofErr w:type="gramStart"/>
-      <w:r>
-        <w:t>projects—</w:t>
-      </w:r>
-      <w:proofErr w:type="gramEnd"/>
-      <w:r>
-        <w:t xml:space="preserve">whether I’m building tools for my solar design team, creating educational content for consumers, or launching a new initiative to challenge outdated energy policies. </w:t>
+        <w:t xml:space="preserve">These skills will serve me well in future projects—whether I’m building tools for my solar design team, creating educational content for consumers, or launching a new initiative to </w:t>
+      </w:r>
+      <w:r>
+        <w:lastRenderedPageBreak/>
+        <w:t xml:space="preserve">challenge outdated energy policies. </w:t>
       </w:r>
       <w:r>
         <w:rPr>
@@ -510,6 +830,7 @@
     <w:p/>
     <w:p>
       <w:r>
+        <w:lastRenderedPageBreak/>
         <w:t>The solar subpage required more research and content development. I created a horizontal infographic timeline to explain Arizona</w:t>
       </w:r>
       <w:r>
@@ -642,6 +963,7 @@
         </w:numPr>
       </w:pPr>
       <w:r>
+        <w:lastRenderedPageBreak/>
         <w:t>Include the URL for your completed website.</w:t>
       </w:r>
     </w:p>
@@ -709,7 +1031,6 @@
           <w:b/>
           <w:bCs/>
         </w:rPr>
-        <w:lastRenderedPageBreak/>
         <w:t>Conclusion (5 pts)</w:t>
       </w:r>
     </w:p>
@@ -2103,6 +2424,7 @@
   <w:style w:type="character" w:default="1" w:styleId="DefaultParagraphFont">
     <w:name w:val="Default Paragraph Font"/>
     <w:uiPriority w:val="1"/>
+    <w:semiHidden/>
     <w:unhideWhenUsed/>
   </w:style>
   <w:style w:type="table" w:default="1" w:styleId="TableNormal">

--- a/weekly_files/14  report and final site/Website Report for WDD130 week 14.docx
+++ b/weekly_files/14  report and final site/Website Report for WDD130 week 14.docx
@@ -47,27 +47,23 @@
           <w:b/>
           <w:bCs/>
         </w:rPr>
-        <w:t>Limp Grid – A Solar Reality Check</w:t>
-      </w:r>
-      <w:r>
-        <w:t xml:space="preserve"> </w:t>
-      </w:r>
+        <w:t xml:space="preserve">Limp Grid </w:t>
+      </w:r>
+      <w:proofErr w:type="gramStart"/>
       <w:r>
         <w:rPr>
           <w:b/>
           <w:bCs/>
         </w:rPr>
-        <w:t>Mark Ketring</w:t>
-      </w:r>
-      <w:r>
-        <w:t xml:space="preserve"> </w:t>
-      </w:r>
+        <w:t>A</w:t>
+      </w:r>
+      <w:proofErr w:type="gramEnd"/>
       <w:r>
         <w:rPr>
           <w:b/>
           <w:bCs/>
         </w:rPr>
-        <w:t>WDD 130 – Web Fundamentals</w:t>
+        <w:t xml:space="preserve"> Solar Reality Check</w:t>
       </w:r>
       <w:r>
         <w:t xml:space="preserve"> </w:t>
@@ -77,27 +73,63 @@
           <w:b/>
           <w:bCs/>
         </w:rPr>
-        <w:t>July 2025</w:t>
-      </w:r>
-    </w:p>
-    <w:p>
-      <w:pPr>
+        <w:t>Mark Ketring</w:t>
+      </w:r>
+      <w:r>
+        <w:t xml:space="preserve"> </w:t>
+      </w:r>
+      <w:r>
         <w:rPr>
           <w:b/>
           <w:bCs/>
         </w:rPr>
-      </w:pPr>
+        <w:t>WDD 130 – Web Fundamentals</w:t>
+      </w:r>
+      <w:r>
+        <w:t xml:space="preserve"> </w:t>
+      </w:r>
       <w:r>
         <w:rPr>
           <w:b/>
           <w:bCs/>
         </w:rPr>
+        <w:t>July 2025</w:t>
+      </w:r>
+    </w:p>
+    <w:p>
+      <w:pPr>
+        <w:rPr>
+          <w:b/>
+          <w:bCs/>
+        </w:rPr>
+      </w:pPr>
+      <w:r>
+        <w:rPr>
+          <w:b/>
+          <w:bCs/>
+        </w:rPr>
         <w:t>Introduction</w:t>
       </w:r>
     </w:p>
     <w:p>
       <w:r>
-        <w:t xml:space="preserve">My final project for WDD 130 is a </w:t>
+        <w:t>My final project for WDD</w:t>
+      </w:r>
+      <w:r>
+        <w:t>-</w:t>
+      </w:r>
+      <w:r>
+        <w:t xml:space="preserve">130 is </w:t>
+      </w:r>
+      <w:proofErr w:type="spellStart"/>
+      <w:proofErr w:type="gramStart"/>
+      <w:r>
+        <w:t>a</w:t>
+      </w:r>
+      <w:proofErr w:type="spellEnd"/>
+      <w:proofErr w:type="gramEnd"/>
+      <w:r>
+        <w:t xml:space="preserve"> </w:t>
       </w:r>
       <w:r>
         <w:t>informational</w:t>
@@ -116,10 +148,12 @@
         <w:t xml:space="preserve">, which explores the intersection of solar energy, regulatory policy, </w:t>
       </w:r>
       <w:proofErr w:type="spellStart"/>
+      <w:proofErr w:type="gramStart"/>
       <w:r>
         <w:t>profesional</w:t>
       </w:r>
       <w:proofErr w:type="spellEnd"/>
+      <w:proofErr w:type="gramEnd"/>
       <w:r>
         <w:t xml:space="preserve"> experience. The site is designed to educate, provoke thought, and share my journey as both a</w:t>
       </w:r>
@@ -210,7 +244,15 @@
         <w:t>, as well as</w:t>
       </w:r>
       <w:r>
-        <w:t xml:space="preserve"> the major unregulated producer-provider know as SRP.</w:t>
+        <w:t xml:space="preserve"> the major unregulated producer-provider </w:t>
+      </w:r>
+      <w:proofErr w:type="gramStart"/>
+      <w:r>
+        <w:t>know</w:t>
+      </w:r>
+      <w:proofErr w:type="gramEnd"/>
+      <w:r>
+        <w:t xml:space="preserve"> as SRP.</w:t>
       </w:r>
     </w:p>
     <w:p>
@@ -397,10 +439,26 @@
         <w:t>explanations</w:t>
       </w:r>
       <w:r>
-        <w:t xml:space="preserve"> and to highlight the challenges of navigating utility rate plans</w:t>
-      </w:r>
-      <w:r>
-        <w:t xml:space="preserve"> and future plans.</w:t>
+        <w:t xml:space="preserve"> and </w:t>
+      </w:r>
+      <w:proofErr w:type="gramStart"/>
+      <w:r>
+        <w:t>to highlight</w:t>
+      </w:r>
+      <w:proofErr w:type="gramEnd"/>
+      <w:r>
+        <w:t xml:space="preserve"> the challenges of navigating utility rate plans</w:t>
+      </w:r>
+      <w:r>
+        <w:t xml:space="preserve"> and </w:t>
+      </w:r>
+      <w:proofErr w:type="gramStart"/>
+      <w:r>
+        <w:t>future plans</w:t>
+      </w:r>
+      <w:proofErr w:type="gramEnd"/>
+      <w:r>
+        <w:t>.</w:t>
       </w:r>
     </w:p>
     <w:p>
@@ -472,7 +530,15 @@
         <w:t xml:space="preserve"> for others </w:t>
       </w:r>
       <w:r>
-        <w:t xml:space="preserve">to get an </w:t>
+        <w:t xml:space="preserve">to get </w:t>
+      </w:r>
+      <w:proofErr w:type="gramStart"/>
+      <w:r>
+        <w:t>an</w:t>
+      </w:r>
+      <w:proofErr w:type="gramEnd"/>
+      <w:r>
+        <w:t xml:space="preserve"> </w:t>
       </w:r>
       <w:r>
         <w:t xml:space="preserve">realistic </w:t>
@@ -613,12 +679,36 @@
     </w:p>
     <w:p>
       <w:r>
-        <w:t>The solar policy timeline was the most content-rich section. I structured it using semantic HTML headings and paragraphs, and added bolded commentary and inline humor to make the regulatory history more digestible. I also included a call-to-action linking to a solar ROI calculator, reinforcing the site’s practical value.</w:t>
-      </w:r>
-    </w:p>
-    <w:p>
-      <w:r>
-        <w:t>One major design decision was to embrace a narrative tone—mixing technical facts with personal commentary. This gave the site a unique voice and helped differentiate it from generic solar info pages. I also resolved image path issues by switching to relative paths and validated all HTML and CSS for clean deployment.</w:t>
+        <w:t xml:space="preserve">The solar policy timeline was the most content-rich section. I structured it using semantic HTML headings and </w:t>
+      </w:r>
+      <w:proofErr w:type="gramStart"/>
+      <w:r>
+        <w:t>paragraphs, and</w:t>
+      </w:r>
+      <w:proofErr w:type="gramEnd"/>
+      <w:r>
+        <w:t xml:space="preserve"> added </w:t>
+      </w:r>
+      <w:proofErr w:type="gramStart"/>
+      <w:r>
+        <w:t>bolded</w:t>
+      </w:r>
+      <w:proofErr w:type="gramEnd"/>
+      <w:r>
+        <w:t xml:space="preserve"> commentary and inline humor to make the regulatory history more digestible. I also included a call-to-action linking to a solar ROI calculator, reinforcing the site’s practical value.</w:t>
+      </w:r>
+    </w:p>
+    <w:p>
+      <w:r>
+        <w:t xml:space="preserve">One major design decision was to embrace a narrative tone—mixing technical facts with personal commentary. This gave the site a unique voice and helped differentiate it from generic solar info pages. I also resolved image path issues by switching to relative paths and </w:t>
+      </w:r>
+      <w:proofErr w:type="gramStart"/>
+      <w:r>
+        <w:t>validated</w:t>
+      </w:r>
+      <w:proofErr w:type="gramEnd"/>
+      <w:r>
+        <w:t xml:space="preserve"> all HTML and CSS for clean deployment.</w:t>
       </w:r>
     </w:p>
     <w:p>
@@ -643,7 +733,15 @@
     </w:p>
     <w:p>
       <w:r>
-        <w:t xml:space="preserve">These skills will serve me well in future projects—whether I’m building tools for my solar design team, creating educational content for consumers, or launching a new initiative to </w:t>
+        <w:t xml:space="preserve">These skills will serve me well in future </w:t>
+      </w:r>
+      <w:proofErr w:type="gramStart"/>
+      <w:r>
+        <w:t>projects—</w:t>
+      </w:r>
+      <w:proofErr w:type="gramEnd"/>
+      <w:r>
+        <w:t xml:space="preserve">whether I’m building tools for my solar design team, creating educational content for consumers, or launching a new initiative to </w:t>
       </w:r>
       <w:r>
         <w:lastRenderedPageBreak/>
@@ -846,7 +944,15 @@
     <w:p/>
     <w:p>
       <w:r>
-        <w:t>One major change I made during development was switching from root-relative image paths to relative paths, which resolved issues with image loading in Live Server. I also consolidated my CSS into a single stylesheet for better maintainability.</w:t>
+        <w:t xml:space="preserve">One major change I made during development was switching from root-relative image paths to relative paths, which resolved issues with image loading in Live Server. I also consolidated my CSS into a single </w:t>
+      </w:r>
+      <w:proofErr w:type="gramStart"/>
+      <w:r>
+        <w:t>stylesheet</w:t>
+      </w:r>
+      <w:proofErr w:type="gramEnd"/>
+      <w:r>
+        <w:t xml:space="preserve"> for better maintainability.</w:t>
       </w:r>
     </w:p>
     <w:p/>
@@ -888,7 +994,15 @@
     <w:p/>
     <w:p>
       <w:r>
-        <w:t>These skills will be invaluable as I continue to explore web development and integrate it into my work in renewable energy. Whether I</w:t>
+        <w:t xml:space="preserve">These skills will be invaluable as I continue to explore web development and integrate </w:t>
+      </w:r>
+      <w:proofErr w:type="gramStart"/>
+      <w:r>
+        <w:t>it</w:t>
+      </w:r>
+      <w:proofErr w:type="gramEnd"/>
+      <w:r>
+        <w:t xml:space="preserve"> into my work in renewable energy. Whether I</w:t>
       </w:r>
       <w:r>
         <w:rPr>
@@ -904,7 +1018,15 @@
     <w:p/>
     <w:p>
       <w:r>
-        <w:t>For this part of the project, you are required to type a final report using Word or PDF, detailing the design and development of your completed website. Your report must be at least 500 words.</w:t>
+        <w:t xml:space="preserve">For this part of the project, you are required to type a final report using Word or PDF, detailing the design and development of your </w:t>
+      </w:r>
+      <w:proofErr w:type="gramStart"/>
+      <w:r>
+        <w:t>completed</w:t>
+      </w:r>
+      <w:proofErr w:type="gramEnd"/>
+      <w:r>
+        <w:t xml:space="preserve"> website. Your report must be at least 500 words.</w:t>
       </w:r>
     </w:p>
     <w:p>
@@ -940,8 +1062,13 @@
           <w:numId w:val="1"/>
         </w:numPr>
       </w:pPr>
-      <w:r>
-        <w:t>Introduce the subject of your website.</w:t>
+      <w:proofErr w:type="gramStart"/>
+      <w:r>
+        <w:t>Introduce</w:t>
+      </w:r>
+      <w:proofErr w:type="gramEnd"/>
+      <w:r>
+        <w:t xml:space="preserve"> the subject of your website.</w:t>
       </w:r>
     </w:p>
     <w:p>
@@ -964,7 +1091,15 @@
       </w:pPr>
       <w:r>
         <w:lastRenderedPageBreak/>
-        <w:t>Include the URL for your completed website.</w:t>
+        <w:t xml:space="preserve">Include the URL for your </w:t>
+      </w:r>
+      <w:proofErr w:type="gramStart"/>
+      <w:r>
+        <w:t>completed</w:t>
+      </w:r>
+      <w:proofErr w:type="gramEnd"/>
+      <w:r>
+        <w:t xml:space="preserve"> website.</w:t>
       </w:r>
     </w:p>
     <w:p>

--- a/weekly_files/14  report and final site/Website Report for WDD130 week 14.docx
+++ b/weekly_files/14  report and final site/Website Report for WDD130 week 14.docx
@@ -3,67 +3,69 @@
 <w:document xmlns:wpc="http://schemas.microsoft.com/office/word/2010/wordprocessingCanvas" xmlns:cx="http://schemas.microsoft.com/office/drawing/2014/chartex" xmlns:cx1="http://schemas.microsoft.com/office/drawing/2015/9/8/chartex" xmlns:cx2="http://schemas.microsoft.com/office/drawing/2015/10/21/chartex" xmlns:cx3="http://schemas.microsoft.com/office/drawing/2016/5/9/chartex" xmlns:cx4="http://schemas.microsoft.com/office/drawing/2016/5/10/chartex" xmlns:cx5="http://schemas.microsoft.com/office/drawing/2016/5/11/chartex" xmlns:cx6="http://schemas.microsoft.com/office/drawing/2016/5/12/chartex" xmlns:cx7="http://schemas.microsoft.com/office/drawing/2016/5/13/chartex" xmlns:cx8="http://schemas.microsoft.com/office/drawing/2016/5/14/chartex" xmlns:mc="http://schemas.openxmlformats.org/markup-compatibility/2006" xmlns:aink="http://schemas.microsoft.com/office/drawing/2016/ink" xmlns:am3d="http://schemas.microsoft.com/office/drawing/2017/model3d" xmlns:o="urn:schemas-microsoft-com:office:office" xmlns:oel="http://schemas.microsoft.com/office/2019/extlst" xmlns:r="http://schemas.openxmlformats.org/officeDocument/2006/relationships" xmlns:m="http://schemas.openxmlformats.org/officeDocument/2006/math" xmlns:v="urn:schemas-microsoft-com:vml" xmlns:wp14="http://schemas.microsoft.com/office/word/2010/wordprocessingDrawing" xmlns:wp="http://schemas.openxmlformats.org/drawingml/2006/wordprocessingDrawing" xmlns:w10="urn:schemas-microsoft-com:office:word" xmlns:w="http://schemas.openxmlformats.org/wordprocessingml/2006/main" xmlns:w14="http://schemas.microsoft.com/office/word/2010/wordml" xmlns:w15="http://schemas.microsoft.com/office/word/2012/wordml" xmlns:w16cex="http://schemas.microsoft.com/office/word/2018/wordml/cex" xmlns:w16cid="http://schemas.microsoft.com/office/word/2016/wordml/cid" xmlns:w16="http://schemas.microsoft.com/office/word/2018/wordml" xmlns:w16du="http://schemas.microsoft.com/office/word/2023/wordml/word16du" xmlns:w16sdtdh="http://schemas.microsoft.com/office/word/2020/wordml/sdtdatahash" xmlns:w16sdtfl="http://schemas.microsoft.com/office/word/2024/wordml/sdtformatlock" xmlns:w16se="http://schemas.microsoft.com/office/word/2015/wordml/symex" xmlns:wpg="http://schemas.microsoft.com/office/word/2010/wordprocessingGroup" xmlns:wpi="http://schemas.microsoft.com/office/word/2010/wordprocessingInk" xmlns:wne="http://schemas.microsoft.com/office/word/2006/wordml" xmlns:wps="http://schemas.microsoft.com/office/word/2010/wordprocessingShape" mc:Ignorable="w14 w15 w16se w16cid w16 w16cex w16sdtdh w16sdtfl w16du wp14">
   <w:body>
     <w:p>
-      <w:r>
-        <w:t xml:space="preserve">Name: Mark Ketring  </w:t>
-      </w:r>
-    </w:p>
-    <w:p>
-      <w:r>
-        <w:t xml:space="preserve">Class: WDD 130 </w:t>
-      </w:r>
-      <w:r>
-        <w:rPr>
-          <w:rFonts w:hint="cs"/>
-        </w:rPr>
-        <w:t>–</w:t>
-      </w:r>
-      <w:r>
-        <w:t xml:space="preserve"> Web Fundamentals  </w:t>
-      </w:r>
-    </w:p>
-    <w:p>
-      <w:r>
-        <w:t xml:space="preserve">Date: July 2025  </w:t>
-      </w:r>
-    </w:p>
-    <w:p>
-      <w:pPr>
-        <w:rPr>
-          <w:b/>
-          <w:bCs/>
-        </w:rPr>
-      </w:pPr>
-      <w:r>
-        <w:rPr>
-          <w:b/>
-          <w:bCs/>
-        </w:rPr>
-        <w:t>Title Page</w:t>
-      </w:r>
-    </w:p>
-    <w:p>
-      <w:r>
-        <w:rPr>
-          <w:b/>
-          <w:bCs/>
-        </w:rPr>
-        <w:t xml:space="preserve">Limp Grid </w:t>
-      </w:r>
-      <w:proofErr w:type="gramStart"/>
-      <w:r>
-        <w:rPr>
-          <w:b/>
-          <w:bCs/>
-        </w:rPr>
-        <w:t>A</w:t>
-      </w:r>
-      <w:proofErr w:type="gramEnd"/>
-      <w:r>
-        <w:rPr>
-          <w:b/>
-          <w:bCs/>
-        </w:rPr>
-        <w:t xml:space="preserve"> Solar Reality Check</w:t>
+      <w:pPr>
+        <w:rPr>
+          <w:b/>
+          <w:bCs/>
+        </w:rPr>
+      </w:pPr>
+      <w:r>
+        <w:rPr>
+          <w:b/>
+          <w:bCs/>
+        </w:rPr>
+        <w:t>Limp Grid</w:t>
+      </w:r>
+      <w:r>
+        <w:rPr>
+          <w:b/>
+          <w:bCs/>
+        </w:rPr>
+        <w:t xml:space="preserve"> Energy</w:t>
+      </w:r>
+      <w:r>
+        <w:rPr>
+          <w:b/>
+          <w:bCs/>
+        </w:rPr>
+        <w:t>:</w:t>
+      </w:r>
+      <w:r>
+        <w:rPr>
+          <w:b/>
+          <w:bCs/>
+        </w:rPr>
+        <w:t xml:space="preserve"> A Solar Reality Chec</w:t>
+      </w:r>
+      <w:r>
+        <w:rPr>
+          <w:b/>
+          <w:bCs/>
+        </w:rPr>
+        <w:t xml:space="preserve">k for Arizona Solar </w:t>
+      </w:r>
+      <w:r>
+        <w:rPr>
+          <w:b/>
+          <w:bCs/>
+        </w:rPr>
+        <w:t>Utility Customers</w:t>
+      </w:r>
+    </w:p>
+    <w:p>
+      <w:r>
+        <w:rPr>
+          <w:b/>
+          <w:bCs/>
+        </w:rPr>
+        <w:t>M</w:t>
+      </w:r>
+      <w:r>
+        <w:rPr>
+          <w:b/>
+          <w:bCs/>
+        </w:rPr>
+        <w:t>ark Ketring</w:t>
       </w:r>
       <w:r>
         <w:t xml:space="preserve"> </w:t>
@@ -73,7 +75,7 @@
           <w:b/>
           <w:bCs/>
         </w:rPr>
-        <w:t>Mark Ketring</w:t>
+        <w:t>WDD 130 – Web Fundamentals</w:t>
       </w:r>
       <w:r>
         <w:t xml:space="preserve"> </w:t>
@@ -83,16 +85,6 @@
           <w:b/>
           <w:bCs/>
         </w:rPr>
-        <w:t>WDD 130 – Web Fundamentals</w:t>
-      </w:r>
-      <w:r>
-        <w:t xml:space="preserve"> </w:t>
-      </w:r>
-      <w:r>
-        <w:rPr>
-          <w:b/>
-          <w:bCs/>
-        </w:rPr>
         <w:t>July 2025</w:t>
       </w:r>
     </w:p>
@@ -119,15 +111,11 @@
         <w:t>-</w:t>
       </w:r>
       <w:r>
-        <w:t xml:space="preserve">130 is </w:t>
-      </w:r>
-      <w:proofErr w:type="spellStart"/>
-      <w:proofErr w:type="gramStart"/>
-      <w:r>
-        <w:t>a</w:t>
-      </w:r>
-      <w:proofErr w:type="spellEnd"/>
-      <w:proofErr w:type="gramEnd"/>
+        <w:t>130 is a</w:t>
+      </w:r>
+      <w:r>
+        <w:t>n</w:t>
+      </w:r>
       <w:r>
         <w:t xml:space="preserve"> </w:t>
       </w:r>
@@ -145,15 +133,18 @@
         <w:t>Limp Grid</w:t>
       </w:r>
       <w:r>
+        <w:rPr>
+          <w:i/>
+          <w:iCs/>
+        </w:rPr>
+        <w:t xml:space="preserve"> Energy</w:t>
+      </w:r>
+      <w:r>
         <w:t xml:space="preserve">, which explores the intersection of solar energy, regulatory policy, </w:t>
       </w:r>
-      <w:proofErr w:type="spellStart"/>
-      <w:proofErr w:type="gramStart"/>
       <w:r>
         <w:t>profesional</w:t>
       </w:r>
-      <w:proofErr w:type="spellEnd"/>
-      <w:proofErr w:type="gramEnd"/>
       <w:r>
         <w:t xml:space="preserve"> experience. The site is designed to educate, provoke thought, and share my journey as both a</w:t>
       </w:r>
@@ -244,15 +235,7 @@
         <w:t>, as well as</w:t>
       </w:r>
       <w:r>
-        <w:t xml:space="preserve"> the major unregulated producer-provider </w:t>
-      </w:r>
-      <w:proofErr w:type="gramStart"/>
-      <w:r>
-        <w:t>know</w:t>
-      </w:r>
-      <w:proofErr w:type="gramEnd"/>
-      <w:r>
-        <w:t xml:space="preserve"> as SRP.</w:t>
+        <w:t xml:space="preserve"> the major unregulated producer-provider know as SRP.</w:t>
       </w:r>
     </w:p>
     <w:p>
@@ -410,13 +393,8 @@
         <w:t xml:space="preserve">Educate </w:t>
       </w:r>
       <w:r>
-        <w:t xml:space="preserve">potential </w:t>
-      </w:r>
-      <w:proofErr w:type="spellStart"/>
-      <w:r>
-        <w:t>adoters</w:t>
-      </w:r>
-      <w:proofErr w:type="spellEnd"/>
+        <w:t>potential adoters</w:t>
+      </w:r>
       <w:r>
         <w:t xml:space="preserve"> about Arizona’s solar regulatory history</w:t>
       </w:r>
@@ -429,7 +407,6 @@
         </w:numPr>
       </w:pPr>
       <w:r>
-        <w:lastRenderedPageBreak/>
         <w:t xml:space="preserve">Relate </w:t>
       </w:r>
       <w:r>
@@ -439,26 +416,10 @@
         <w:t>explanations</w:t>
       </w:r>
       <w:r>
-        <w:t xml:space="preserve"> and </w:t>
-      </w:r>
-      <w:proofErr w:type="gramStart"/>
-      <w:r>
-        <w:t>to highlight</w:t>
-      </w:r>
-      <w:proofErr w:type="gramEnd"/>
-      <w:r>
-        <w:t xml:space="preserve"> the challenges of navigating utility rate plans</w:t>
-      </w:r>
-      <w:r>
-        <w:t xml:space="preserve"> and </w:t>
-      </w:r>
-      <w:proofErr w:type="gramStart"/>
-      <w:r>
-        <w:t>future plans</w:t>
-      </w:r>
-      <w:proofErr w:type="gramEnd"/>
-      <w:r>
-        <w:t>.</w:t>
+        <w:t xml:space="preserve"> and to highlight the challenges of navigating utility rate plans</w:t>
+      </w:r>
+      <w:r>
+        <w:t xml:space="preserve"> and future plans.</w:t>
       </w:r>
     </w:p>
     <w:p>
@@ -480,6 +441,7 @@
         </w:numPr>
       </w:pPr>
       <w:r>
+        <w:lastRenderedPageBreak/>
         <w:t>Build a</w:t>
       </w:r>
       <w:r>
@@ -530,80 +492,72 @@
         <w:t xml:space="preserve"> for others </w:t>
       </w:r>
       <w:r>
-        <w:t xml:space="preserve">to get </w:t>
-      </w:r>
-      <w:proofErr w:type="gramStart"/>
-      <w:r>
-        <w:t>an</w:t>
-      </w:r>
-      <w:proofErr w:type="gramEnd"/>
+        <w:t xml:space="preserve">to get an </w:t>
+      </w:r>
+      <w:r>
+        <w:t xml:space="preserve">realistic </w:t>
+      </w:r>
+      <w:r>
+        <w:t>offset view of</w:t>
+      </w:r>
+      <w:r>
+        <w:t xml:space="preserve"> solar energy</w:t>
+      </w:r>
+      <w:r>
+        <w:t xml:space="preserve"> challenges</w:t>
+      </w:r>
+      <w:r>
+        <w:t xml:space="preserve"> in Arizona.</w:t>
+      </w:r>
+      <w:r>
+        <w:t xml:space="preserve"> Most sales consultants avoid frank and honest </w:t>
+      </w:r>
+      <w:r>
+        <w:t>information exchange</w:t>
+      </w:r>
+      <w:r>
+        <w:t xml:space="preserve"> as they</w:t>
+      </w:r>
+      <w:r>
+        <w:t xml:space="preserve"> normally hold back or divert</w:t>
+      </w:r>
+      <w:r>
+        <w:t xml:space="preserve"> consumer</w:t>
+      </w:r>
       <w:r>
         <w:t xml:space="preserve"> </w:t>
       </w:r>
       <w:r>
-        <w:t xml:space="preserve">realistic </w:t>
-      </w:r>
-      <w:r>
-        <w:t>offset view of</w:t>
-      </w:r>
-      <w:r>
-        <w:t xml:space="preserve"> solar energy</w:t>
-      </w:r>
-      <w:r>
-        <w:t xml:space="preserve"> challenges</w:t>
-      </w:r>
-      <w:r>
-        <w:t xml:space="preserve"> in Arizona.</w:t>
-      </w:r>
-      <w:r>
-        <w:t xml:space="preserve"> Most sales consultants avoid frank and honest </w:t>
-      </w:r>
-      <w:r>
-        <w:t>information exchange</w:t>
-      </w:r>
-      <w:r>
-        <w:t xml:space="preserve"> as they</w:t>
-      </w:r>
-      <w:r>
-        <w:t xml:space="preserve"> normally hold back or divert</w:t>
-      </w:r>
-      <w:r>
-        <w:t xml:space="preserve"> consumer</w:t>
+        <w:t>question</w:t>
+      </w:r>
+      <w:r>
+        <w:t xml:space="preserve">s </w:t>
+      </w:r>
+      <w:r>
+        <w:t xml:space="preserve">and </w:t>
+      </w:r>
+      <w:r>
+        <w:t>att</w:t>
+      </w:r>
+      <w:r>
+        <w:t>ention</w:t>
+      </w:r>
+      <w:r>
+        <w:t xml:space="preserve"> away from </w:t>
+      </w:r>
+      <w:r>
+        <w:t xml:space="preserve">conflicted </w:t>
+      </w:r>
+      <w:r>
+        <w:t xml:space="preserve">issues that </w:t>
+      </w:r>
+      <w:r>
+        <w:t>might</w:t>
       </w:r>
       <w:r>
         <w:t xml:space="preserve"> </w:t>
       </w:r>
       <w:r>
-        <w:t>question</w:t>
-      </w:r>
-      <w:r>
-        <w:t xml:space="preserve">s </w:t>
-      </w:r>
-      <w:r>
-        <w:t xml:space="preserve">and </w:t>
-      </w:r>
-      <w:r>
-        <w:t>att</w:t>
-      </w:r>
-      <w:r>
-        <w:t>ention</w:t>
-      </w:r>
-      <w:r>
-        <w:t xml:space="preserve"> away from </w:t>
-      </w:r>
-      <w:r>
-        <w:t xml:space="preserve">conflicted </w:t>
-      </w:r>
-      <w:r>
-        <w:t xml:space="preserve">issues that </w:t>
-      </w:r>
-      <w:r>
-        <w:t>might</w:t>
-      </w:r>
-      <w:r>
-        <w:t xml:space="preserve"> </w:t>
-      </w:r>
-      <w:r>
         <w:t>scuttle a sale.</w:t>
       </w:r>
     </w:p>
@@ -679,36 +633,12 @@
     </w:p>
     <w:p>
       <w:r>
-        <w:t xml:space="preserve">The solar policy timeline was the most content-rich section. I structured it using semantic HTML headings and </w:t>
-      </w:r>
-      <w:proofErr w:type="gramStart"/>
-      <w:r>
-        <w:t>paragraphs, and</w:t>
-      </w:r>
-      <w:proofErr w:type="gramEnd"/>
-      <w:r>
-        <w:t xml:space="preserve"> added </w:t>
-      </w:r>
-      <w:proofErr w:type="gramStart"/>
-      <w:r>
-        <w:t>bolded</w:t>
-      </w:r>
-      <w:proofErr w:type="gramEnd"/>
-      <w:r>
-        <w:t xml:space="preserve"> commentary and inline humor to make the regulatory history more digestible. I also included a call-to-action linking to a solar ROI calculator, reinforcing the site’s practical value.</w:t>
-      </w:r>
-    </w:p>
-    <w:p>
-      <w:r>
-        <w:t xml:space="preserve">One major design decision was to embrace a narrative tone—mixing technical facts with personal commentary. This gave the site a unique voice and helped differentiate it from generic solar info pages. I also resolved image path issues by switching to relative paths and </w:t>
-      </w:r>
-      <w:proofErr w:type="gramStart"/>
-      <w:r>
-        <w:t>validated</w:t>
-      </w:r>
-      <w:proofErr w:type="gramEnd"/>
-      <w:r>
-        <w:t xml:space="preserve"> all HTML and CSS for clean deployment.</w:t>
+        <w:t>The solar policy timeline was the most content-rich section. I structured it using semantic HTML headings and paragraphs, and added bolded commentary and inline humor to make the regulatory history more digestible. I also included a call-to-action linking to a solar ROI calculator, reinforcing the site’s practical value.</w:t>
+      </w:r>
+    </w:p>
+    <w:p>
+      <w:r>
+        <w:t>One major design decision was to embrace a narrative tone—mixing technical facts with personal commentary. This gave the site a unique voice and helped differentiate it from generic solar info pages. I also resolved image path issues by switching to relative paths and validated all HTML and CSS for clean deployment.</w:t>
       </w:r>
     </w:p>
     <w:p>
@@ -733,19 +663,7 @@
     </w:p>
     <w:p>
       <w:r>
-        <w:t xml:space="preserve">These skills will serve me well in future </w:t>
-      </w:r>
-      <w:proofErr w:type="gramStart"/>
-      <w:r>
-        <w:t>projects—</w:t>
-      </w:r>
-      <w:proofErr w:type="gramEnd"/>
-      <w:r>
-        <w:t xml:space="preserve">whether I’m building tools for my solar design team, creating educational content for consumers, or launching a new initiative to </w:t>
-      </w:r>
-      <w:r>
-        <w:lastRenderedPageBreak/>
-        <w:t xml:space="preserve">challenge outdated energy policies. </w:t>
+        <w:t xml:space="preserve">These skills will serve me well in future projects—whether I’m building tools for my solar design team, creating educational content for consumers, or launching a new initiative to challenge outdated energy policies. </w:t>
       </w:r>
       <w:r>
         <w:rPr>
@@ -854,6 +772,7 @@
     <w:p/>
     <w:p>
       <w:r>
+        <w:lastRenderedPageBreak/>
         <w:t>My primary goal with this website was to create a clean, responsive, and informative platform that reflects both my technical background and my creative interests. I wanted to demonstrate proficiency in HTML and CSS, while also telling a compelling story about who I am and what I do. I hoped to accomplish the following:</w:t>
       </w:r>
     </w:p>
@@ -928,8 +847,41 @@
     <w:p/>
     <w:p>
       <w:r>
+        <w:t>The solar subpage required more research and content development. I created a horizontal infographic timeline to explain Arizona</w:t>
+      </w:r>
+      <w:r>
+        <w:rPr>
+          <w:rFonts w:hint="cs"/>
+        </w:rPr>
+        <w:t>’</w:t>
+      </w:r>
+      <w:r>
+        <w:t>s solar regulatory history and utility rate plans. I also used tables and hover animations to make the data more interactive and digestible.</w:t>
+      </w:r>
+    </w:p>
+    <w:p/>
+    <w:p>
+      <w:r>
         <w:lastRenderedPageBreak/>
-        <w:t>The solar subpage required more research and content development. I created a horizontal infographic timeline to explain Arizona</w:t>
+        <w:t>One major change I made during development was switching from root-relative image paths to relative paths, which resolved issues with image loading in Live Server. I also consolidated my CSS into a single stylesheet for better maintainability.</w:t>
+      </w:r>
+    </w:p>
+    <w:p/>
+    <w:p>
+      <w:r>
+        <w:t>---</w:t>
+      </w:r>
+    </w:p>
+    <w:p/>
+    <w:p>
+      <w:r>
+        <w:t>**Conclusion**</w:t>
+      </w:r>
+    </w:p>
+    <w:p/>
+    <w:p>
+      <w:r>
+        <w:t>Completing this project has been both challenging and rewarding. I</w:t>
       </w:r>
       <w:r>
         <w:rPr>
@@ -938,71 +890,22 @@
         <w:t>’</w:t>
       </w:r>
       <w:r>
-        <w:t>s solar regulatory history and utility rate plans. I also used tables and hover animations to make the data more interactive and digestible.</w:t>
+        <w:t>ve learned how to structure a website from scratch, how to troubleshoot layout and path issues, and how to use CSS to create responsive, visually appealing designs. I</w:t>
+      </w:r>
+      <w:r>
+        <w:rPr>
+          <w:rFonts w:hint="cs"/>
+        </w:rPr>
+        <w:t>’</w:t>
+      </w:r>
+      <w:r>
+        <w:t>ve also gained experience with GitHub Pages and the importance of validating code for accessibility and performance.</w:t>
       </w:r>
     </w:p>
     <w:p/>
     <w:p>
       <w:r>
-        <w:t xml:space="preserve">One major change I made during development was switching from root-relative image paths to relative paths, which resolved issues with image loading in Live Server. I also consolidated my CSS into a single </w:t>
-      </w:r>
-      <w:proofErr w:type="gramStart"/>
-      <w:r>
-        <w:t>stylesheet</w:t>
-      </w:r>
-      <w:proofErr w:type="gramEnd"/>
-      <w:r>
-        <w:t xml:space="preserve"> for better maintainability.</w:t>
-      </w:r>
-    </w:p>
-    <w:p/>
-    <w:p>
-      <w:r>
-        <w:t>---</w:t>
-      </w:r>
-    </w:p>
-    <w:p/>
-    <w:p>
-      <w:r>
-        <w:t>**Conclusion**</w:t>
-      </w:r>
-    </w:p>
-    <w:p/>
-    <w:p>
-      <w:r>
-        <w:t>Completing this project has been both challenging and rewarding. I</w:t>
-      </w:r>
-      <w:r>
-        <w:rPr>
-          <w:rFonts w:hint="cs"/>
-        </w:rPr>
-        <w:t>’</w:t>
-      </w:r>
-      <w:r>
-        <w:t>ve learned how to structure a website from scratch, how to troubleshoot layout and path issues, and how to use CSS to create responsive, visually appealing designs. I</w:t>
-      </w:r>
-      <w:r>
-        <w:rPr>
-          <w:rFonts w:hint="cs"/>
-        </w:rPr>
-        <w:t>’</w:t>
-      </w:r>
-      <w:r>
-        <w:t>ve also gained experience with GitHub Pages and the importance of validating code for accessibility and performance.</w:t>
-      </w:r>
-    </w:p>
-    <w:p/>
-    <w:p>
-      <w:r>
-        <w:t xml:space="preserve">These skills will be invaluable as I continue to explore web development and integrate </w:t>
-      </w:r>
-      <w:proofErr w:type="gramStart"/>
-      <w:r>
-        <w:t>it</w:t>
-      </w:r>
-      <w:proofErr w:type="gramEnd"/>
-      <w:r>
-        <w:t xml:space="preserve"> into my work in renewable energy. Whether I</w:t>
+        <w:t>These skills will be invaluable as I continue to explore web development and integrate it into my work in renewable energy. Whether I</w:t>
       </w:r>
       <w:r>
         <w:rPr>
@@ -1018,15 +921,7 @@
     <w:p/>
     <w:p>
       <w:r>
-        <w:t xml:space="preserve">For this part of the project, you are required to type a final report using Word or PDF, detailing the design and development of your </w:t>
-      </w:r>
-      <w:proofErr w:type="gramStart"/>
-      <w:r>
-        <w:t>completed</w:t>
-      </w:r>
-      <w:proofErr w:type="gramEnd"/>
-      <w:r>
-        <w:t xml:space="preserve"> website. Your report must be at least 500 words.</w:t>
+        <w:t>For this part of the project, you are required to type a final report using Word or PDF, detailing the design and development of your completed website. Your report must be at least 500 words.</w:t>
       </w:r>
     </w:p>
     <w:p>
@@ -1062,13 +957,8 @@
           <w:numId w:val="1"/>
         </w:numPr>
       </w:pPr>
-      <w:proofErr w:type="gramStart"/>
-      <w:r>
-        <w:t>Introduce</w:t>
-      </w:r>
-      <w:proofErr w:type="gramEnd"/>
-      <w:r>
-        <w:t xml:space="preserve"> the subject of your website.</w:t>
+      <w:r>
+        <w:t>Introduce the subject of your website.</w:t>
       </w:r>
     </w:p>
     <w:p>
@@ -1090,16 +980,7 @@
         </w:numPr>
       </w:pPr>
       <w:r>
-        <w:lastRenderedPageBreak/>
-        <w:t xml:space="preserve">Include the URL for your </w:t>
-      </w:r>
-      <w:proofErr w:type="gramStart"/>
-      <w:r>
-        <w:t>completed</w:t>
-      </w:r>
-      <w:proofErr w:type="gramEnd"/>
-      <w:r>
-        <w:t xml:space="preserve"> website.</w:t>
+        <w:t>Include the URL for your completed website.</w:t>
       </w:r>
     </w:p>
     <w:p>
@@ -1140,6 +1021,7 @@
           <w:b/>
           <w:bCs/>
         </w:rPr>
+        <w:lastRenderedPageBreak/>
         <w:t>Design Process (5 pts)</w:t>
       </w:r>
     </w:p>

--- a/weekly_files/14  report and final site/Website Report for WDD130 week 14.docx
+++ b/weekly_files/14  report and final site/Website Report for WDD130 week 14.docx
@@ -14,14 +14,14 @@
           <w:b/>
           <w:bCs/>
         </w:rPr>
-        <w:t>Limp Grid</w:t>
+        <w:t>Arizona Solar</w:t>
       </w:r>
       <w:r>
         <w:rPr>
           <w:b/>
           <w:bCs/>
         </w:rPr>
-        <w:t xml:space="preserve"> Energy</w:t>
+        <w:t xml:space="preserve"> ~ Limp Grid Energy</w:t>
       </w:r>
       <w:r>
         <w:rPr>
@@ -35,71 +35,86 @@
           <w:b/>
           <w:bCs/>
         </w:rPr>
-        <w:t xml:space="preserve"> A Solar Reality Chec</w:t>
-      </w:r>
-      <w:r>
+        <w:t xml:space="preserve"> </w:t>
+      </w:r>
+    </w:p>
+    <w:p>
+      <w:pPr>
         <w:rPr>
           <w:b/>
           <w:bCs/>
         </w:rPr>
-        <w:t xml:space="preserve">k for Arizona Solar </w:t>
-      </w:r>
+      </w:pPr>
       <w:r>
         <w:rPr>
           <w:b/>
           <w:bCs/>
         </w:rPr>
-        <w:t>Utility Customers</w:t>
-      </w:r>
-    </w:p>
-    <w:p>
+        <w:t>A Solar Reality Chec</w:t>
+      </w:r>
       <w:r>
         <w:rPr>
           <w:b/>
           <w:bCs/>
         </w:rPr>
-        <w:t>M</w:t>
+        <w:t xml:space="preserve">k for Arizona Solar </w:t>
       </w:r>
       <w:r>
         <w:rPr>
           <w:b/>
           <w:bCs/>
         </w:rPr>
-        <w:t>ark Ketring</w:t>
-      </w:r>
-      <w:r>
-        <w:t xml:space="preserve"> </w:t>
-      </w:r>
+        <w:t>Utility Customers</w:t>
+      </w:r>
+    </w:p>
+    <w:p>
       <w:r>
         <w:rPr>
           <w:b/>
           <w:bCs/>
         </w:rPr>
-        <w:t>WDD 130 – Web Fundamentals</w:t>
-      </w:r>
-      <w:r>
-        <w:t xml:space="preserve"> </w:t>
+        <w:t>M</w:t>
       </w:r>
       <w:r>
         <w:rPr>
           <w:b/>
           <w:bCs/>
         </w:rPr>
-        <w:t>July 2025</w:t>
-      </w:r>
-    </w:p>
-    <w:p>
-      <w:pPr>
+        <w:t>ark Ketring</w:t>
+      </w:r>
+      <w:r>
+        <w:t xml:space="preserve"> </w:t>
+      </w:r>
+      <w:r>
         <w:rPr>
           <w:b/>
           <w:bCs/>
         </w:rPr>
-      </w:pPr>
+        <w:t>WDD 130 – Web Fundamentals</w:t>
+      </w:r>
+      <w:r>
+        <w:t xml:space="preserve"> </w:t>
+      </w:r>
       <w:r>
         <w:rPr>
           <w:b/>
           <w:bCs/>
         </w:rPr>
+        <w:t>July 2025</w:t>
+      </w:r>
+    </w:p>
+    <w:p>
+      <w:pPr>
+        <w:rPr>
+          <w:b/>
+          <w:bCs/>
+        </w:rPr>
+      </w:pPr>
+      <w:r>
+        <w:rPr>
+          <w:b/>
+          <w:bCs/>
+        </w:rPr>
         <w:t>Introduction</w:t>
       </w:r>
     </w:p>
@@ -140,27 +155,81 @@
         <w:t xml:space="preserve"> Energy</w:t>
       </w:r>
       <w:r>
-        <w:t xml:space="preserve">, which explores the intersection of solar energy, regulatory policy, </w:t>
-      </w:r>
-      <w:r>
-        <w:t>profesional</w:t>
-      </w:r>
-      <w:r>
-        <w:t xml:space="preserve"> experience. The site is designed to educate, provoke thought, and share my journey as both a</w:t>
+        <w:t xml:space="preserve">, which explores </w:t>
+      </w:r>
+      <w:r>
+        <w:t>a</w:t>
+      </w:r>
+      <w:r>
+        <w:t xml:space="preserve"> </w:t>
+      </w:r>
+      <w:r>
+        <w:t>“</w:t>
+      </w:r>
+      <w:r>
+        <w:t>cross-contamination</w:t>
+      </w:r>
+      <w:r>
+        <w:t>”</w:t>
+      </w:r>
+      <w:r>
+        <w:t xml:space="preserve"> of solar energy, regulatory policy</w:t>
+      </w:r>
+      <w:r>
+        <w:t xml:space="preserve"> and my</w:t>
+      </w:r>
+      <w:r>
+        <w:t xml:space="preserve"> </w:t>
+      </w:r>
+      <w:r>
+        <w:t>professional</w:t>
+      </w:r>
+      <w:r>
+        <w:t xml:space="preserve"> </w:t>
+      </w:r>
+      <w:r>
+        <w:t xml:space="preserve">observations. </w:t>
+      </w:r>
+      <w:r>
+        <w:t xml:space="preserve"> The site is designed to educate, provoke thought, and share my journey as both a</w:t>
       </w:r>
       <w:r>
         <w:t xml:space="preserve"> certified</w:t>
       </w:r>
       <w:r>
-        <w:t xml:space="preserve"> solar energy professional and a private solar system owner in Arizona.</w:t>
-      </w:r>
-    </w:p>
-    <w:p>
-      <w:r>
-        <w:t>The subject of my website is twofold: first, to introduce</w:t>
-      </w:r>
-      <w:r>
-        <w:t xml:space="preserve"> some history</w:t>
+        <w:t xml:space="preserve"> solar energy professional and a</w:t>
+      </w:r>
+      <w:r>
+        <w:t>n early-adopter,</w:t>
+      </w:r>
+      <w:r>
+        <w:t xml:space="preserve"> private solar system owner in Arizona.</w:t>
+      </w:r>
+    </w:p>
+    <w:p>
+      <w:r>
+        <w:t>The</w:t>
+      </w:r>
+      <w:r>
+        <w:t xml:space="preserve"> purpose</w:t>
+      </w:r>
+      <w:r>
+        <w:t xml:space="preserve"> of my website is twofold: </w:t>
+      </w:r>
+      <w:r>
+        <w:t>F</w:t>
+      </w:r>
+      <w:r>
+        <w:t>irst, to introduce</w:t>
+      </w:r>
+      <w:r>
+        <w:t xml:space="preserve"> some</w:t>
+      </w:r>
+      <w:r>
+        <w:t xml:space="preserve"> essential</w:t>
+      </w:r>
+      <w:r>
+        <w:t xml:space="preserve"> history</w:t>
       </w:r>
       <w:r>
         <w:t xml:space="preserve"> and</w:t>
@@ -187,7 +256,18 @@
         <w:t xml:space="preserve">and </w:t>
       </w:r>
       <w:r>
-        <w:t>background in renewable energy systems integration; and second, to expose the complex and often frustrating regulatory environment that governs solar adoption in Arizona. The site includes a home pag</w:t>
+        <w:t>background in renewable energy systems integration</w:t>
+      </w:r>
+      <w:r>
+        <w:t>.</w:t>
+      </w:r>
+    </w:p>
+    <w:p>
+      <w:r>
+        <w:t>S</w:t>
+      </w:r>
+      <w:r>
+        <w:t>econd, to expose the complex and often frustrating regulatory environment that governs solar adoption in Arizona. The site includes a home pag</w:t>
       </w:r>
       <w:r>
         <w:t>e with</w:t>
@@ -220,7 +300,19 @@
         <w:t xml:space="preserve"> between</w:t>
       </w:r>
       <w:r>
-        <w:t xml:space="preserve"> the two of the larger </w:t>
+        <w:t xml:space="preserve"> the </w:t>
+      </w:r>
+      <w:r>
+        <w:t>three</w:t>
+      </w:r>
+      <w:r>
+        <w:t xml:space="preserve"> large</w:t>
+      </w:r>
+      <w:r>
+        <w:t>st</w:t>
+      </w:r>
+      <w:r>
+        <w:t xml:space="preserve"> </w:t>
       </w:r>
       <w:r>
         <w:t>utility</w:t>
@@ -229,18 +321,63 @@
         <w:t xml:space="preserve"> providers in Arizona</w:t>
       </w:r>
       <w:r>
-        <w:t xml:space="preserve"> (APS and TEP)</w:t>
-      </w:r>
-      <w:r>
-        <w:t>, as well as</w:t>
-      </w:r>
-      <w:r>
-        <w:t xml:space="preserve"> the major unregulated producer-provider know as SRP.</w:t>
-      </w:r>
-    </w:p>
-    <w:p>
-      <w:r>
-        <w:t xml:space="preserve">The intended audience includes homeowners considering solar, energy policy advocates, students, and professionals in the renewable energy industry. It also serves as a platform for those who may be unaware of how utility-driven politics and regulatory </w:t>
+        <w:t xml:space="preserve"> APS</w:t>
+      </w:r>
+      <w:r>
+        <w:t>,</w:t>
+      </w:r>
+      <w:r>
+        <w:t xml:space="preserve"> TEP</w:t>
+      </w:r>
+      <w:r>
+        <w:t xml:space="preserve"> and SRP</w:t>
+      </w:r>
+      <w:r>
+        <w:t xml:space="preserve">.  </w:t>
+      </w:r>
+      <w:r>
+        <w:t xml:space="preserve">           </w:t>
+      </w:r>
+      <w:r>
+        <w:t>SRP being</w:t>
+      </w:r>
+      <w:r>
+        <w:t xml:space="preserve"> the largest</w:t>
+      </w:r>
+      <w:r>
+        <w:t xml:space="preserve"> unregulated producer-provider</w:t>
+      </w:r>
+      <w:r>
+        <w:t xml:space="preserve"> in Arizona</w:t>
+      </w:r>
+      <w:r>
+        <w:t>.</w:t>
+      </w:r>
+    </w:p>
+    <w:p>
+      <w:r>
+        <w:t>The intended audience</w:t>
+      </w:r>
+      <w:r>
+        <w:t xml:space="preserve"> for this site</w:t>
+      </w:r>
+      <w:r>
+        <w:t xml:space="preserve"> includes</w:t>
+      </w:r>
+      <w:r>
+        <w:t>, but is not limited to</w:t>
+      </w:r>
+      <w:r>
+        <w:t xml:space="preserve"> homeowners considering solar, energy policy advocates, </w:t>
+      </w:r>
+      <w:r>
+        <w:t>employee</w:t>
+      </w:r>
+      <w:r>
+        <w:t xml:space="preserve"> associates</w:t>
+      </w:r>
+      <w:r>
+        <w:t xml:space="preserve">, and professionals in the renewable energy industry. It also serves as a platform for those who may be unaware of how utility-driven politics and regulatory </w:t>
       </w:r>
       <w:r>
         <w:t>history</w:t>
@@ -264,7 +401,7 @@
         <w:t xml:space="preserve"> of </w:t>
       </w:r>
       <w:r>
-        <w:t>solar</w:t>
+        <w:t>renewable</w:t>
       </w:r>
       <w:r>
         <w:t xml:space="preserve"> energy</w:t>
@@ -273,87 +410,323 @@
         <w:t xml:space="preserve"> for end-users</w:t>
       </w:r>
       <w:r>
-        <w:t xml:space="preserve">. The tone is both informative and candid, reflecting my personal </w:t>
-      </w:r>
-      <w:r>
-        <w:t>views and background observations of</w:t>
-      </w:r>
-      <w:r>
-        <w:t xml:space="preserve"> the subject matter.</w:t>
-      </w:r>
-    </w:p>
-    <w:p>
-      <w:r>
-        <w:t xml:space="preserve">The completed website is hosted on GitHub Pages and can be accessed at: </w:t>
-      </w:r>
-      <w:r>
+        <w:t>. The tone is</w:t>
+      </w:r>
+      <w:r>
+        <w:t xml:space="preserve"> frank,</w:t>
+      </w:r>
+      <w:r>
+        <w:t xml:space="preserve"> </w:t>
+      </w:r>
+      <w:r>
+        <w:t xml:space="preserve">critically </w:t>
+      </w:r>
+      <w:r>
+        <w:t xml:space="preserve">informative and candid, reflecting my </w:t>
+      </w:r>
+      <w:r>
+        <w:t xml:space="preserve">strong </w:t>
+      </w:r>
+      <w:r>
+        <w:t xml:space="preserve">personal </w:t>
+      </w:r>
+      <w:r>
+        <w:t xml:space="preserve">views and </w:t>
+      </w:r>
+      <w:r>
+        <w:t xml:space="preserve">reviews </w:t>
+      </w:r>
+      <w:r>
+        <w:t>regarding</w:t>
+      </w:r>
+      <w:r>
+        <w:t xml:space="preserve"> </w:t>
+      </w:r>
+      <w:r>
+        <w:t xml:space="preserve">background observations </w:t>
+      </w:r>
+      <w:r>
+        <w:t>o</w:t>
+      </w:r>
+      <w:r>
+        <w:t>n the</w:t>
+      </w:r>
+      <w:r>
+        <w:t xml:space="preserve"> subject matter.</w:t>
+      </w:r>
+    </w:p>
+    <w:p>
+      <w:pPr>
         <w:rPr>
           <w:b/>
           <w:bCs/>
-        </w:rPr>
-        <w:t>https://</w:t>
-      </w:r>
+          <w:color w:val="0033CC"/>
+          <w:sz w:val="22"/>
+          <w:szCs w:val="22"/>
+        </w:rPr>
+      </w:pPr>
+      <w:r>
+        <w:t xml:space="preserve">My final </w:t>
+      </w:r>
+      <w:r>
+        <w:t>website</w:t>
+      </w:r>
+      <w:r>
+        <w:t xml:space="preserve"> for submission</w:t>
+      </w:r>
+      <w:r>
+        <w:t xml:space="preserve"> is hosted on GitHub Pages and can be accessed at: </w:t>
+      </w:r>
+      <w:hyperlink r:id="rId5" w:history="1">
+        <w:r>
+          <w:rPr>
+            <w:rStyle w:val="Hyperlink"/>
+            <w:b/>
+            <w:bCs/>
+            <w:sz w:val="22"/>
+            <w:szCs w:val="22"/>
+          </w:rPr>
+          <w:t>https://mketbyui.github.io/wdd130/solarutility/index-solar_.html</w:t>
+        </w:r>
+      </w:hyperlink>
+    </w:p>
+    <w:p>
+      <w:pPr>
+        <w:rPr>
+          <w:sz w:val="22"/>
+          <w:szCs w:val="22"/>
+        </w:rPr>
+      </w:pPr>
       <w:r>
         <w:rPr>
           <w:b/>
           <w:bCs/>
-        </w:rPr>
-        <w:t>mketbyui</w:t>
-      </w:r>
-      <w:r>
+          <w:sz w:val="22"/>
+          <w:szCs w:val="22"/>
+        </w:rPr>
+        <w:t xml:space="preserve">Note: </w:t>
+      </w:r>
+      <w:r>
+        <w:rPr>
+          <w:sz w:val="22"/>
+          <w:szCs w:val="22"/>
+        </w:rPr>
+        <w:t xml:space="preserve">My original site address </w:t>
+      </w:r>
+      <w:r>
+        <w:rPr>
+          <w:sz w:val="22"/>
+          <w:szCs w:val="22"/>
+        </w:rPr>
+        <w:t xml:space="preserve">ended with /index-solar.html but that remains detached from </w:t>
+      </w:r>
+      <w:proofErr w:type="gramStart"/>
+      <w:r>
+        <w:rPr>
+          <w:sz w:val="22"/>
+          <w:szCs w:val="22"/>
+        </w:rPr>
+        <w:t>it’s</w:t>
+      </w:r>
+      <w:proofErr w:type="gramEnd"/>
+      <w:r>
+        <w:rPr>
+          <w:sz w:val="22"/>
+          <w:szCs w:val="22"/>
+        </w:rPr>
+        <w:t xml:space="preserve"> CSS </w:t>
+      </w:r>
+      <w:r>
+        <w:rPr>
+          <w:sz w:val="22"/>
+          <w:szCs w:val="22"/>
+        </w:rPr>
+        <w:t xml:space="preserve">association so </w:t>
+      </w:r>
+      <w:r>
+        <w:rPr>
+          <w:sz w:val="22"/>
+          <w:szCs w:val="22"/>
+        </w:rPr>
+        <w:t>it</w:t>
+      </w:r>
+      <w:r>
+        <w:rPr>
+          <w:sz w:val="22"/>
+          <w:szCs w:val="22"/>
+        </w:rPr>
+        <w:t xml:space="preserve"> could be graded on the merit of the HTML requirements during </w:t>
+      </w:r>
+      <w:r>
+        <w:rPr>
+          <w:sz w:val="22"/>
+          <w:szCs w:val="22"/>
+        </w:rPr>
+        <w:t>week 1</w:t>
+      </w:r>
+      <w:r>
+        <w:rPr>
+          <w:sz w:val="22"/>
+          <w:szCs w:val="22"/>
+        </w:rPr>
+        <w:t>0</w:t>
+      </w:r>
+      <w:r>
+        <w:rPr>
+          <w:sz w:val="22"/>
+          <w:szCs w:val="22"/>
+        </w:rPr>
+        <w:t>.</w:t>
+      </w:r>
+    </w:p>
+    <w:p>
+      <w:pPr>
+        <w:rPr>
+          <w:sz w:val="22"/>
+          <w:szCs w:val="22"/>
+        </w:rPr>
+      </w:pPr>
+      <w:proofErr w:type="gramStart"/>
+      <w:r>
+        <w:rPr>
+          <w:sz w:val="22"/>
+          <w:szCs w:val="22"/>
+        </w:rPr>
+        <w:t>Ultimately</w:t>
+      </w:r>
+      <w:proofErr w:type="gramEnd"/>
+      <w:r>
+        <w:rPr>
+          <w:sz w:val="22"/>
+          <w:szCs w:val="22"/>
+        </w:rPr>
+        <w:t xml:space="preserve"> I w</w:t>
+      </w:r>
+      <w:r>
+        <w:rPr>
+          <w:sz w:val="22"/>
+          <w:szCs w:val="22"/>
+        </w:rPr>
+        <w:t>ill</w:t>
+      </w:r>
+      <w:r>
+        <w:rPr>
+          <w:sz w:val="22"/>
+          <w:szCs w:val="22"/>
+        </w:rPr>
+        <w:t xml:space="preserve"> lose the </w:t>
+      </w:r>
+      <w:r>
+        <w:rPr>
+          <w:sz w:val="22"/>
+          <w:szCs w:val="22"/>
+        </w:rPr>
+        <w:t>“</w:t>
+      </w:r>
+      <w:r>
+        <w:rPr>
+          <w:sz w:val="22"/>
+          <w:szCs w:val="22"/>
+        </w:rPr>
+        <w:t>_underscore</w:t>
+      </w:r>
+      <w:r>
+        <w:rPr>
+          <w:sz w:val="22"/>
+          <w:szCs w:val="22"/>
+        </w:rPr>
+        <w:t>”</w:t>
+      </w:r>
+      <w:r>
+        <w:rPr>
+          <w:sz w:val="22"/>
+          <w:szCs w:val="22"/>
+        </w:rPr>
+        <w:t xml:space="preserve"> </w:t>
+      </w:r>
+      <w:r>
+        <w:rPr>
+          <w:sz w:val="22"/>
+          <w:szCs w:val="22"/>
+        </w:rPr>
+        <w:t>after solar and revert to th</w:t>
+      </w:r>
+      <w:r>
+        <w:rPr>
+          <w:sz w:val="22"/>
+          <w:szCs w:val="22"/>
+        </w:rPr>
+        <w:t xml:space="preserve">e original </w:t>
+      </w:r>
+      <w:proofErr w:type="spellStart"/>
+      <w:r>
+        <w:rPr>
+          <w:sz w:val="22"/>
+          <w:szCs w:val="22"/>
+        </w:rPr>
+        <w:t>url</w:t>
+      </w:r>
+      <w:proofErr w:type="spellEnd"/>
+      <w:r>
+        <w:rPr>
+          <w:sz w:val="22"/>
+          <w:szCs w:val="22"/>
+        </w:rPr>
+        <w:t>.</w:t>
+      </w:r>
+      <w:r>
+        <w:rPr>
+          <w:sz w:val="22"/>
+          <w:szCs w:val="22"/>
+        </w:rPr>
+        <w:t xml:space="preserve"> </w:t>
+      </w:r>
+    </w:p>
+    <w:p/>
+    <w:p>
+      <w:pPr>
         <w:rPr>
           <w:b/>
           <w:bCs/>
         </w:rPr>
-        <w:t>.github.io</w:t>
-      </w:r>
-      <w:r>
+      </w:pPr>
+    </w:p>
+    <w:p>
+      <w:pPr>
         <w:rPr>
           <w:b/>
           <w:bCs/>
         </w:rPr>
-        <w:t>/</w:t>
-      </w:r>
-      <w:r>
+      </w:pPr>
+    </w:p>
+    <w:p>
+      <w:pPr>
         <w:rPr>
           <w:b/>
           <w:bCs/>
         </w:rPr>
-        <w:t>wdd130/index</w:t>
-      </w:r>
+      </w:pPr>
       <w:r>
         <w:rPr>
           <w:b/>
           <w:bCs/>
         </w:rPr>
-        <w:t>-solar.html</w:t>
-      </w:r>
-    </w:p>
-    <w:p>
-      <w:pPr>
-        <w:rPr>
-          <w:b/>
-          <w:bCs/>
-        </w:rPr>
-      </w:pPr>
-      <w:r>
-        <w:rPr>
-          <w:b/>
-          <w:bCs/>
-        </w:rPr>
+        <w:lastRenderedPageBreak/>
         <w:t>Goals and Objectives</w:t>
       </w:r>
     </w:p>
     <w:p>
       <w:r>
-        <w:t xml:space="preserve">My goal with </w:t>
-      </w:r>
-      <w:r>
-        <w:rPr>
-          <w:i/>
-          <w:iCs/>
-        </w:rPr>
-        <w:t>Limp Grid</w:t>
+        <w:t xml:space="preserve">My </w:t>
+      </w:r>
+      <w:r>
+        <w:t xml:space="preserve">outcome goal for </w:t>
+      </w:r>
+      <w:r>
+        <w:t xml:space="preserve">Arizona Solar </w:t>
+      </w:r>
+      <w:r>
+        <w:t>~ Limp Grid Energy</w:t>
       </w:r>
       <w:r>
         <w:t xml:space="preserve"> was to create a site that is</w:t>
@@ -368,7 +741,22 @@
         <w:t>clear</w:t>
       </w:r>
       <w:r>
-        <w:t xml:space="preserve"> and intellectually engaging. I wanted to:</w:t>
+        <w:t xml:space="preserve">, emotionally </w:t>
+      </w:r>
+      <w:r>
+        <w:t>e</w:t>
+      </w:r>
+      <w:r>
+        <w:t>ngaging</w:t>
+      </w:r>
+      <w:r>
+        <w:t xml:space="preserve"> and intellectually </w:t>
+      </w:r>
+      <w:r>
+        <w:t>stimulating</w:t>
+      </w:r>
+      <w:r>
+        <w:t>. I wanted to:</w:t>
       </w:r>
     </w:p>
     <w:p>
@@ -379,7 +767,22 @@
         </w:numPr>
       </w:pPr>
       <w:r>
-        <w:t>Share my personal and professional background in solar energy</w:t>
+        <w:t xml:space="preserve">Share my personal and professional </w:t>
+      </w:r>
+      <w:r>
+        <w:t>outlook</w:t>
+      </w:r>
+      <w:r>
+        <w:t xml:space="preserve"> </w:t>
+      </w:r>
+      <w:r>
+        <w:t>on</w:t>
+      </w:r>
+      <w:r>
+        <w:t xml:space="preserve"> solar energy</w:t>
+      </w:r>
+      <w:r>
+        <w:t xml:space="preserve"> in AZ</w:t>
       </w:r>
     </w:p>
     <w:p>
@@ -393,10 +796,25 @@
         <w:t xml:space="preserve">Educate </w:t>
       </w:r>
       <w:r>
-        <w:t>potential adoters</w:t>
-      </w:r>
-      <w:r>
-        <w:t xml:space="preserve"> about Arizona’s solar regulatory history</w:t>
+        <w:t>potential ado</w:t>
+      </w:r>
+      <w:r>
+        <w:t>p</w:t>
+      </w:r>
+      <w:r>
+        <w:t>ters</w:t>
+      </w:r>
+      <w:r>
+        <w:t xml:space="preserve"> </w:t>
+      </w:r>
+      <w:r>
+        <w:t>on</w:t>
+      </w:r>
+      <w:r>
+        <w:t xml:space="preserve"> Arizona’s solar regulatory </w:t>
+      </w:r>
+      <w:r>
+        <w:t>challenges</w:t>
       </w:r>
     </w:p>
     <w:p>
@@ -416,10 +834,31 @@
         <w:t>explanations</w:t>
       </w:r>
       <w:r>
-        <w:t xml:space="preserve"> and to highlight the challenges of navigating utility rate plans</w:t>
-      </w:r>
-      <w:r>
-        <w:t xml:space="preserve"> and future plans.</w:t>
+        <w:t xml:space="preserve"> and </w:t>
+      </w:r>
+      <w:r>
+        <w:t>highlight</w:t>
+      </w:r>
+      <w:r>
+        <w:t xml:space="preserve"> the challenges of navigating utility rate plans</w:t>
+      </w:r>
+      <w:r>
+        <w:t xml:space="preserve"> and </w:t>
+      </w:r>
+      <w:r>
+        <w:t xml:space="preserve">the certainty of </w:t>
+      </w:r>
+      <w:r>
+        <w:t xml:space="preserve">future </w:t>
+      </w:r>
+      <w:r>
+        <w:t xml:space="preserve">rate </w:t>
+      </w:r>
+      <w:r>
+        <w:t>plan</w:t>
+      </w:r>
+      <w:r>
+        <w:t xml:space="preserve"> evolution.</w:t>
       </w:r>
     </w:p>
     <w:p>
@@ -430,7 +869,22 @@
         </w:numPr>
       </w:pPr>
       <w:r>
-        <w:t>Demonstrate my web development skills using HTML, CSS, and responsive design</w:t>
+        <w:t>De</w:t>
+      </w:r>
+      <w:r>
+        <w:t>velop</w:t>
+      </w:r>
+      <w:r>
+        <w:t xml:space="preserve"> basic</w:t>
+      </w:r>
+      <w:r>
+        <w:t xml:space="preserve"> web development skills using HTML</w:t>
+      </w:r>
+      <w:r>
+        <w:t xml:space="preserve"> and </w:t>
+      </w:r>
+      <w:r>
+        <w:t>CSS</w:t>
       </w:r>
     </w:p>
     <w:p>
@@ -441,8 +895,16 @@
         </w:numPr>
       </w:pPr>
       <w:r>
-        <w:lastRenderedPageBreak/>
-        <w:t>Build a</w:t>
+        <w:t xml:space="preserve">Build </w:t>
+      </w:r>
+      <w:r>
+        <w:t>the</w:t>
+      </w:r>
+      <w:r>
+        <w:t xml:space="preserve"> foundation for </w:t>
+      </w:r>
+      <w:r>
+        <w:t>a</w:t>
       </w:r>
       <w:r>
         <w:t xml:space="preserve"> user friendly</w:t>
@@ -466,15 +928,60 @@
         <w:t xml:space="preserve"> an overview</w:t>
       </w:r>
       <w:r>
-        <w:t xml:space="preserve"> timeline component for future projects</w:t>
-      </w:r>
-    </w:p>
-    <w:p>
-      <w:r>
-        <w:t>Ultimately, I hoped to create a site that not only fulfills the course requirements but also serves as a meaningful</w:t>
-      </w:r>
-      <w:r>
-        <w:t xml:space="preserve"> draft to leverage</w:t>
+        <w:t xml:space="preserve"> timeline component for</w:t>
+      </w:r>
+      <w:r>
+        <w:t xml:space="preserve"> use in</w:t>
+      </w:r>
+      <w:r>
+        <w:t xml:space="preserve"> future</w:t>
+      </w:r>
+      <w:r>
+        <w:t xml:space="preserve"> commercial</w:t>
+      </w:r>
+      <w:r>
+        <w:t xml:space="preserve"> projects</w:t>
+      </w:r>
+      <w:r>
+        <w:t xml:space="preserve"> that can be adapted to other states </w:t>
+      </w:r>
+      <w:r>
+        <w:t>and their corresponding jurisdictions.</w:t>
+      </w:r>
+    </w:p>
+    <w:p>
+      <w:r>
+        <w:t xml:space="preserve">Ultimately, I </w:t>
+      </w:r>
+      <w:r>
+        <w:t>set out</w:t>
+      </w:r>
+      <w:r>
+        <w:t xml:space="preserve"> to create a site that not only fulfill</w:t>
+      </w:r>
+      <w:r>
+        <w:t>ed</w:t>
+      </w:r>
+      <w:r>
+        <w:t xml:space="preserve"> the course requirements but </w:t>
+      </w:r>
+      <w:r>
+        <w:t>now</w:t>
+      </w:r>
+      <w:r>
+        <w:t xml:space="preserve"> serves as a meaningful</w:t>
+      </w:r>
+      <w:r>
+        <w:t xml:space="preserve"> draft </w:t>
+      </w:r>
+      <w:r>
+        <w:t xml:space="preserve">that I </w:t>
+      </w:r>
+      <w:r>
+        <w:t>will</w:t>
+      </w:r>
+      <w:r>
+        <w:t xml:space="preserve"> leverage</w:t>
       </w:r>
       <w:r>
         <w:t xml:space="preserve"> as a</w:t>
@@ -486,28 +993,73 @@
         <w:t xml:space="preserve"> resource</w:t>
       </w:r>
       <w:r>
-        <w:t xml:space="preserve"> draft</w:t>
-      </w:r>
-      <w:r>
-        <w:t xml:space="preserve"> for others </w:t>
-      </w:r>
-      <w:r>
-        <w:t xml:space="preserve">to get an </w:t>
-      </w:r>
-      <w:r>
-        <w:t xml:space="preserve">realistic </w:t>
-      </w:r>
-      <w:r>
-        <w:t>offset view of</w:t>
-      </w:r>
-      <w:r>
-        <w:t xml:space="preserve"> solar energy</w:t>
+        <w:t xml:space="preserve"> </w:t>
+      </w:r>
+      <w:r>
+        <w:t xml:space="preserve">for </w:t>
+      </w:r>
+      <w:r>
+        <w:t xml:space="preserve">myself and </w:t>
+      </w:r>
+      <w:r>
+        <w:t>others</w:t>
+      </w:r>
+      <w:r>
+        <w:t>,</w:t>
+      </w:r>
+      <w:r>
+        <w:t xml:space="preserve"> </w:t>
+      </w:r>
+      <w:r>
+        <w:t>as it</w:t>
+      </w:r>
+      <w:r>
+        <w:t xml:space="preserve"> </w:t>
+      </w:r>
+      <w:r>
+        <w:t>document</w:t>
+      </w:r>
+      <w:r>
+        <w:t>s</w:t>
+      </w:r>
+      <w:r>
+        <w:t xml:space="preserve"> </w:t>
+      </w:r>
+      <w:r>
+        <w:t>practical examples and</w:t>
+      </w:r>
+      <w:r>
+        <w:t xml:space="preserve"> </w:t>
+      </w:r>
+      <w:r>
+        <w:t>view</w:t>
+      </w:r>
+      <w:r>
+        <w:t>p</w:t>
+      </w:r>
+      <w:r>
+        <w:t>oints on</w:t>
+      </w:r>
+      <w:r>
+        <w:t xml:space="preserve"> </w:t>
+      </w:r>
+      <w:r>
+        <w:t>solar energy</w:t>
       </w:r>
       <w:r>
         <w:t xml:space="preserve"> challenges</w:t>
       </w:r>
       <w:r>
-        <w:t xml:space="preserve"> in Arizona.</w:t>
+        <w:t xml:space="preserve"> </w:t>
+      </w:r>
+      <w:r>
+        <w:t xml:space="preserve">that are also relevant </w:t>
+      </w:r>
+      <w:r>
+        <w:t>across</w:t>
+      </w:r>
+      <w:r>
+        <w:t xml:space="preserve"> the country, not just “Arizona”.  </w:t>
       </w:r>
       <w:r>
         <w:t xml:space="preserve"> Most sales consultants avoid frank and honest </w:t>
@@ -559,6 +1111,33 @@
       </w:r>
       <w:r>
         <w:t>scuttle a sale.</w:t>
+      </w:r>
+      <w:r>
+        <w:t xml:space="preserve">  </w:t>
+      </w:r>
+      <w:r>
+        <w:t xml:space="preserve">This is an ongoing problem that I have continuously engaged for </w:t>
+      </w:r>
+      <w:r>
+        <w:t>2</w:t>
+      </w:r>
+      <w:r>
+        <w:t xml:space="preserve">5 years </w:t>
+      </w:r>
+      <w:r>
+        <w:t>in the energy management and</w:t>
+      </w:r>
+      <w:r>
+        <w:t xml:space="preserve"> system</w:t>
+      </w:r>
+      <w:r>
+        <w:t xml:space="preserve"> fulfillment field</w:t>
+      </w:r>
+      <w:r>
+        <w:t>s</w:t>
+      </w:r>
+      <w:r>
+        <w:t>.</w:t>
       </w:r>
     </w:p>
     <w:p>
@@ -568,112 +1147,667 @@
           <w:bCs/>
         </w:rPr>
       </w:pPr>
-      <w:r>
+    </w:p>
+    <w:p>
+      <w:pPr>
         <w:rPr>
           <w:b/>
           <w:bCs/>
         </w:rPr>
-        <w:t>Design Process</w:t>
-      </w:r>
-    </w:p>
-    <w:p>
-      <w:r>
-        <w:t>The design process began with a clear vision: I wanted the site to feel personal yet professional, with a clean layout that supports long-form content. I started with wireframes for each page</w:t>
-      </w:r>
-      <w:r>
-        <w:t xml:space="preserve">, which were </w:t>
-      </w:r>
-      <w:r>
-        <w:t>flexible, adjustable</w:t>
-      </w:r>
-      <w:r>
-        <w:t xml:space="preserve"> and chose a </w:t>
-      </w:r>
-      <w:r>
-        <w:t>bold</w:t>
-      </w:r>
-      <w:r>
-        <w:t xml:space="preserve"> color palette</w:t>
-      </w:r>
-      <w:r>
-        <w:t xml:space="preserve"> that relates to the colors of Arizona’s state flag</w:t>
-      </w:r>
-      <w:r>
-        <w:t xml:space="preserve"> to keep the focus on the </w:t>
-      </w:r>
-      <w:r>
-        <w:t xml:space="preserve">major </w:t>
-      </w:r>
-      <w:r>
-        <w:t>text</w:t>
-      </w:r>
-      <w:r>
-        <w:t>ual history</w:t>
-      </w:r>
-      <w:r>
-        <w:t xml:space="preserve"> and visuals.</w:t>
-      </w:r>
-    </w:p>
-    <w:p>
-      <w:r>
-        <w:t>The “</w:t>
-      </w:r>
-      <w:r>
-        <w:t>B-LOG</w:t>
-      </w:r>
-      <w:r>
-        <w:t>” page introduces background</w:t>
-      </w:r>
-      <w:r>
-        <w:t xml:space="preserve"> information</w:t>
-      </w:r>
-      <w:r>
-        <w:t xml:space="preserve"> and includes a custom contact card wit. I used internal CSS and Font Awesome icons to style the card and ensure it was responsive across screen sizes.</w:t>
-      </w:r>
-    </w:p>
-    <w:p>
-      <w:r>
-        <w:t>The solar policy timeline was the most content-rich section. I structured it using semantic HTML headings and paragraphs, and added bolded commentary and inline humor to make the regulatory history more digestible. I also included a call-to-action linking to a solar ROI calculator, reinforcing the site’s practical value.</w:t>
-      </w:r>
-    </w:p>
-    <w:p>
-      <w:r>
-        <w:t>One major design decision was to embrace a narrative tone—mixing technical facts with personal commentary. This gave the site a unique voice and helped differentiate it from generic solar info pages. I also resolved image path issues by switching to relative paths and validated all HTML and CSS for clean deployment.</w:t>
-      </w:r>
-    </w:p>
-    <w:p>
-      <w:pPr>
+      </w:pPr>
+      <w:r>
         <w:rPr>
           <w:b/>
           <w:bCs/>
         </w:rPr>
-      </w:pPr>
-      <w:r>
+        <w:t>Design Process</w:t>
+      </w:r>
+    </w:p>
+    <w:p>
+      <w:r>
+        <w:t>My mental</w:t>
+      </w:r>
+      <w:r>
+        <w:t xml:space="preserve"> design process</w:t>
+      </w:r>
+      <w:r>
+        <w:t>es</w:t>
+      </w:r>
+      <w:r>
+        <w:t xml:space="preserve"> began with a</w:t>
+      </w:r>
+      <w:r>
+        <w:t xml:space="preserve"> very</w:t>
+      </w:r>
+      <w:r>
+        <w:t xml:space="preserve"> clear vision: I wanted the site to feel personal yet professional, with a clean layout that supports long-form content. I started with</w:t>
+      </w:r>
+      <w:r>
+        <w:t xml:space="preserve"> very simple</w:t>
+      </w:r>
+      <w:r>
+        <w:t xml:space="preserve"> wireframes for each page</w:t>
+      </w:r>
+      <w:r>
+        <w:t xml:space="preserve">, which were </w:t>
+      </w:r>
+      <w:r>
+        <w:t>flexibl</w:t>
+      </w:r>
+      <w:r>
+        <w:t>e, but with limited</w:t>
+      </w:r>
+      <w:r>
+        <w:t xml:space="preserve"> visuals that usually dominate </w:t>
+      </w:r>
+      <w:r>
+        <w:t>renewable energy websites</w:t>
+      </w:r>
+      <w:r>
+        <w:t xml:space="preserve"> with fluff and stuff that appeals to </w:t>
+      </w:r>
+      <w:r>
+        <w:t>feel good emotions</w:t>
+      </w:r>
+      <w:r>
+        <w:t>.</w:t>
+      </w:r>
+      <w:r>
+        <w:t xml:space="preserve"> I intentionally </w:t>
+      </w:r>
+      <w:r>
+        <w:t xml:space="preserve">chose a </w:t>
+      </w:r>
+      <w:r>
+        <w:t>bold</w:t>
+      </w:r>
+      <w:r>
+        <w:t xml:space="preserve"> color palette</w:t>
+      </w:r>
+      <w:r>
+        <w:t xml:space="preserve"> that relates to the colors of Arizona’s state flag</w:t>
+      </w:r>
+      <w:r>
+        <w:t>.</w:t>
+      </w:r>
+      <w:r>
+        <w:t xml:space="preserve"> </w:t>
+      </w:r>
+      <w:r>
+        <w:t>K</w:t>
+      </w:r>
+      <w:r>
+        <w:t>eep</w:t>
+      </w:r>
+      <w:r>
+        <w:t>ing</w:t>
+      </w:r>
+      <w:r>
+        <w:t xml:space="preserve"> focus on the</w:t>
+      </w:r>
+      <w:r>
+        <w:t xml:space="preserve"> contextual</w:t>
+      </w:r>
+      <w:r>
+        <w:t xml:space="preserve"> history</w:t>
+      </w:r>
+      <w:r>
+        <w:t xml:space="preserve">, </w:t>
+      </w:r>
+      <w:r>
+        <w:t>by using</w:t>
+      </w:r>
+      <w:r>
+        <w:t xml:space="preserve"> relevant visuals</w:t>
+      </w:r>
+      <w:r>
+        <w:t>.</w:t>
+      </w:r>
+    </w:p>
+    <w:p>
+      <w:r>
+        <w:t>My</w:t>
+      </w:r>
+      <w:r>
+        <w:t xml:space="preserve"> “</w:t>
+      </w:r>
+      <w:r>
+        <w:t>B-LOG</w:t>
+      </w:r>
+      <w:r>
+        <w:t>” page</w:t>
+      </w:r>
+      <w:r>
+        <w:t xml:space="preserve"> was </w:t>
+      </w:r>
+      <w:proofErr w:type="gramStart"/>
+      <w:r>
+        <w:t>actually an</w:t>
+      </w:r>
+      <w:proofErr w:type="gramEnd"/>
+      <w:r>
+        <w:t xml:space="preserve"> afterthought that hosts excess</w:t>
+      </w:r>
+      <w:r>
+        <w:t xml:space="preserve"> background</w:t>
+      </w:r>
+      <w:r>
+        <w:t xml:space="preserve"> information</w:t>
+      </w:r>
+      <w:r>
+        <w:t xml:space="preserve"> that will be too tedious </w:t>
+      </w:r>
+      <w:r>
+        <w:t>for some consumer level</w:t>
+      </w:r>
+      <w:r>
+        <w:t xml:space="preserve"> layperson</w:t>
+      </w:r>
+      <w:r>
+        <w:t xml:space="preserve"> readers to wade </w:t>
+      </w:r>
+      <w:proofErr w:type="gramStart"/>
+      <w:r>
+        <w:t>through, but</w:t>
+      </w:r>
+      <w:proofErr w:type="gramEnd"/>
+      <w:r>
+        <w:t xml:space="preserve"> is there and available for</w:t>
+      </w:r>
+      <w:r>
+        <w:t xml:space="preserve"> detail</w:t>
+      </w:r>
+      <w:r>
+        <w:t xml:space="preserve"> </w:t>
+      </w:r>
+      <w:r>
+        <w:t>minded readers</w:t>
+      </w:r>
+      <w:r>
+        <w:t xml:space="preserve"> to understand </w:t>
+      </w:r>
+      <w:r>
+        <w:t>a</w:t>
+      </w:r>
+      <w:r>
+        <w:t xml:space="preserve">s </w:t>
+      </w:r>
+      <w:r>
+        <w:t xml:space="preserve">strong </w:t>
+      </w:r>
+      <w:r>
+        <w:t>opinio</w:t>
+      </w:r>
+      <w:r>
+        <w:t>n based</w:t>
+      </w:r>
+      <w:r>
+        <w:t xml:space="preserve"> supplemental material</w:t>
+      </w:r>
+      <w:r>
+        <w:t>.</w:t>
+      </w:r>
+    </w:p>
+    <w:p/>
+    <w:p>
+      <w:r>
+        <w:t>The solar policy timeline was the most content-</w:t>
+      </w:r>
+      <w:r>
+        <w:t>relevant</w:t>
+      </w:r>
+      <w:r>
+        <w:t xml:space="preserve"> section. </w:t>
+      </w:r>
+      <w:r>
+        <w:rPr>
+          <w:rFonts w:ascii="Aptos" w:hAnsi="Aptos"/>
+        </w:rPr>
+        <w:t>I used semantic HTML headings and paragraphs, with bold comments and</w:t>
+      </w:r>
+      <w:r>
+        <w:rPr>
+          <w:rFonts w:ascii="Aptos" w:hAnsi="Aptos"/>
+        </w:rPr>
+        <w:t xml:space="preserve"> some d</w:t>
+      </w:r>
+      <w:r>
+        <w:rPr>
+          <w:rFonts w:ascii="Aptos" w:hAnsi="Aptos"/>
+        </w:rPr>
+        <w:t>ry-</w:t>
+      </w:r>
+      <w:r>
+        <w:rPr>
+          <w:rFonts w:ascii="Aptos" w:hAnsi="Aptos"/>
+        </w:rPr>
+        <w:t>type</w:t>
+      </w:r>
+      <w:r>
+        <w:rPr>
+          <w:rFonts w:ascii="Aptos" w:hAnsi="Aptos"/>
+        </w:rPr>
+        <w:t xml:space="preserve"> humor to clarify the regulatory history.</w:t>
+      </w:r>
+      <w:r>
+        <w:rPr>
+          <w:rFonts w:ascii="Aptos" w:hAnsi="Aptos"/>
+        </w:rPr>
+        <w:t xml:space="preserve"> </w:t>
+      </w:r>
+      <w:r>
+        <w:t xml:space="preserve"> I also included a call-to-action linking to </w:t>
+      </w:r>
+      <w:r>
+        <w:t>a simple</w:t>
+      </w:r>
+      <w:r>
+        <w:t xml:space="preserve"> solar ROI calculator, reinforcing the site’s practical value</w:t>
+      </w:r>
+      <w:r>
+        <w:t xml:space="preserve"> for </w:t>
+      </w:r>
+      <w:r>
+        <w:t>any level of personal interaction capabilities</w:t>
+      </w:r>
+      <w:r>
+        <w:t>.</w:t>
+      </w:r>
+    </w:p>
+    <w:p>
+      <w:r>
+        <w:t xml:space="preserve">One major design decision was to embrace a narrative tone—mixing technical facts with </w:t>
+      </w:r>
+      <w:r>
+        <w:t xml:space="preserve">my own </w:t>
+      </w:r>
+      <w:proofErr w:type="gramStart"/>
+      <w:r>
+        <w:t xml:space="preserve">personal </w:t>
+      </w:r>
+      <w:r>
+        <w:t>opinion</w:t>
+      </w:r>
+      <w:proofErr w:type="gramEnd"/>
+      <w:r>
+        <w:t xml:space="preserve"> and </w:t>
+      </w:r>
+      <w:r>
+        <w:t xml:space="preserve">critical </w:t>
+      </w:r>
+      <w:r>
+        <w:t xml:space="preserve">commentary. This </w:t>
+      </w:r>
+      <w:r>
+        <w:t>g</w:t>
+      </w:r>
+      <w:r>
+        <w:t>ives</w:t>
+      </w:r>
+      <w:r>
+        <w:t xml:space="preserve"> the site </w:t>
+      </w:r>
+      <w:r>
+        <w:t>my own</w:t>
+      </w:r>
+      <w:r>
+        <w:t xml:space="preserve"> unique voice and helped </w:t>
+      </w:r>
+      <w:r>
+        <w:t xml:space="preserve">me </w:t>
+      </w:r>
+      <w:r>
+        <w:t xml:space="preserve">differentiate it from generic </w:t>
+      </w:r>
+      <w:r>
+        <w:t>sales or</w:t>
+      </w:r>
+      <w:r>
+        <w:t xml:space="preserve"> info</w:t>
+      </w:r>
+      <w:r>
+        <w:t>-</w:t>
+      </w:r>
+      <w:proofErr w:type="spellStart"/>
+      <w:r>
+        <w:t>matic</w:t>
+      </w:r>
+      <w:proofErr w:type="spellEnd"/>
+      <w:r>
+        <w:t xml:space="preserve"> / info-magic </w:t>
+      </w:r>
+      <w:r>
+        <w:t>/ lead-generation solar</w:t>
+      </w:r>
+      <w:r>
+        <w:t xml:space="preserve"> pages. </w:t>
+      </w:r>
+    </w:p>
+    <w:p>
+      <w:pPr>
         <w:rPr>
           <w:b/>
           <w:bCs/>
         </w:rPr>
+      </w:pPr>
+      <w:r>
+        <w:rPr>
+          <w:b/>
+          <w:bCs/>
+        </w:rPr>
         <w:t>Conclusion</w:t>
       </w:r>
     </w:p>
     <w:p>
       <w:r>
-        <w:t>This project has been a deep dive into both web development and digital storytelling. I’ve learned how to structure and style a multi-page site, how to troubleshoot layout and path issues, and how to use CSS to create responsive, visually appealing components. More importantly, I’ve learned how to use the web as a platform for advocacy and education.</w:t>
-      </w:r>
-    </w:p>
-    <w:p>
-      <w:r>
-        <w:t xml:space="preserve">These skills will serve me well in future projects—whether I’m building tools for my solar design team, creating educational content for consumers, or launching a new initiative to challenge outdated energy policies. </w:t>
-      </w:r>
-      <w:r>
-        <w:rPr>
-          <w:i/>
-          <w:iCs/>
-        </w:rPr>
-        <w:t>Limp Grid</w:t>
-      </w:r>
-      <w:r>
-        <w:t xml:space="preserve"> is more than a class project—it’s a foundation for future impact.</w:t>
+        <w:t xml:space="preserve">This project has been a </w:t>
+      </w:r>
+      <w:r>
+        <w:t>very relevant first-</w:t>
+      </w:r>
+      <w:r>
+        <w:t xml:space="preserve">dive into both web development and digital </w:t>
+      </w:r>
+      <w:r>
+        <w:t>stor</w:t>
+      </w:r>
+      <w:r>
+        <w:t>y</w:t>
+      </w:r>
+      <w:r>
+        <w:t xml:space="preserve"> develop</w:t>
+      </w:r>
+      <w:r>
+        <w:t>ment</w:t>
+      </w:r>
+      <w:r>
+        <w:t>. I’ve learned how to structure and style a</w:t>
+      </w:r>
+      <w:r>
+        <w:t xml:space="preserve"> very simple</w:t>
+      </w:r>
+      <w:r>
+        <w:t xml:space="preserve"> multi-page site, how to troubleshoot layout and path issues, and how to </w:t>
+      </w:r>
+      <w:r>
+        <w:t>manage</w:t>
+      </w:r>
+      <w:r>
+        <w:t xml:space="preserve"> CSS to</w:t>
+      </w:r>
+      <w:r>
+        <w:t>ward</w:t>
+      </w:r>
+      <w:r>
+        <w:t xml:space="preserve"> creat</w:t>
+      </w:r>
+      <w:r>
+        <w:t>ing</w:t>
+      </w:r>
+      <w:r>
+        <w:t xml:space="preserve"> visually appealing </w:t>
+      </w:r>
+      <w:proofErr w:type="gramStart"/>
+      <w:r>
+        <w:t>presentation</w:t>
+      </w:r>
+      <w:proofErr w:type="gramEnd"/>
+      <w:r>
+        <w:t xml:space="preserve">. </w:t>
+      </w:r>
+      <w:r>
+        <w:t xml:space="preserve"> </w:t>
+      </w:r>
+      <w:r>
+        <w:t>More</w:t>
+      </w:r>
+      <w:r>
+        <w:t xml:space="preserve"> or most</w:t>
+      </w:r>
+      <w:r>
+        <w:t xml:space="preserve"> importantly, I’ve learned</w:t>
+      </w:r>
+      <w:r>
+        <w:t xml:space="preserve"> that I can</w:t>
+      </w:r>
+      <w:r>
+        <w:t xml:space="preserve"> personally/professionall</w:t>
+      </w:r>
+      <w:r>
+        <w:t xml:space="preserve">y </w:t>
+      </w:r>
+      <w:r>
+        <w:t>leverage</w:t>
+      </w:r>
+      <w:r>
+        <w:t xml:space="preserve"> web </w:t>
+      </w:r>
+      <w:r>
+        <w:t xml:space="preserve">development </w:t>
+      </w:r>
+      <w:r>
+        <w:t>as a</w:t>
+      </w:r>
+      <w:r>
+        <w:t xml:space="preserve"> super</w:t>
+      </w:r>
+      <w:r>
+        <w:t xml:space="preserve"> platform for advocacy and education.</w:t>
+      </w:r>
+      <w:r>
+        <w:t xml:space="preserve"> </w:t>
+      </w:r>
+      <w:r>
+        <w:t xml:space="preserve">Completing this project </w:t>
+      </w:r>
+      <w:r>
+        <w:t>was extremely</w:t>
+      </w:r>
+      <w:r>
+        <w:t xml:space="preserve"> challenging </w:t>
+      </w:r>
+      <w:r>
+        <w:t>but</w:t>
+      </w:r>
+      <w:r>
+        <w:t xml:space="preserve"> rewarding. </w:t>
+      </w:r>
+      <w:r>
+        <w:t>F</w:t>
+      </w:r>
+      <w:r>
+        <w:t>irst-</w:t>
+      </w:r>
+      <w:r>
+        <w:t xml:space="preserve">hand </w:t>
+      </w:r>
+      <w:r>
+        <w:t xml:space="preserve">experience </w:t>
+      </w:r>
+      <w:r>
+        <w:t>in dealing with</w:t>
+      </w:r>
+      <w:r>
+        <w:t xml:space="preserve"> GitHub</w:t>
+      </w:r>
+      <w:r>
+        <w:t xml:space="preserve"> </w:t>
+      </w:r>
+      <w:r>
+        <w:t>was not fun as I figured out that it is very finicky and structured</w:t>
+      </w:r>
+      <w:r>
+        <w:t>, to which I needed to conform to the platform, not the other way around.</w:t>
+      </w:r>
+      <w:r>
+        <w:t xml:space="preserve">  I also got a good handle on</w:t>
+      </w:r>
+      <w:r>
+        <w:t xml:space="preserve"> validating code</w:t>
+      </w:r>
+      <w:r>
+        <w:t>. Which was</w:t>
+      </w:r>
+      <w:r>
+        <w:t xml:space="preserve"> faster but</w:t>
+      </w:r>
+      <w:r>
+        <w:t xml:space="preserve"> </w:t>
+      </w:r>
+      <w:r>
+        <w:t xml:space="preserve">mentally </w:t>
+      </w:r>
+      <w:r>
+        <w:t>reminiscent of pushing a stack of</w:t>
+      </w:r>
+      <w:r>
+        <w:t xml:space="preserve"> Fortran</w:t>
+      </w:r>
+      <w:r>
+        <w:t xml:space="preserve"> punch cards in</w:t>
+      </w:r>
+      <w:r>
+        <w:t>to a reader while praying</w:t>
+      </w:r>
+      <w:r>
+        <w:t xml:space="preserve"> </w:t>
+      </w:r>
+      <w:r>
+        <w:t>quietly</w:t>
+      </w:r>
+      <w:r>
+        <w:t xml:space="preserve"> for</w:t>
+      </w:r>
+      <w:r>
+        <w:t xml:space="preserve"> a successful pass.</w:t>
+      </w:r>
+      <w:r>
+        <w:t xml:space="preserve"> </w:t>
+      </w:r>
+      <w:r>
+        <w:t xml:space="preserve"> </w:t>
+      </w:r>
+    </w:p>
+    <w:p>
+      <w:r>
+        <w:t>I am keenly aware that t</w:t>
+      </w:r>
+      <w:r>
+        <w:t>hese skill</w:t>
+      </w:r>
+      <w:r>
+        <w:t>s need to</w:t>
+      </w:r>
+      <w:r>
+        <w:t xml:space="preserve"> be advanced </w:t>
+      </w:r>
+      <w:r>
+        <w:t xml:space="preserve">in my own wheelhouse and </w:t>
+      </w:r>
+      <w:r>
+        <w:t xml:space="preserve">will be </w:t>
+      </w:r>
+      <w:r>
+        <w:t>most</w:t>
+      </w:r>
+      <w:r>
+        <w:t xml:space="preserve"> </w:t>
+      </w:r>
+      <w:r>
+        <w:t xml:space="preserve">valuable </w:t>
+      </w:r>
+      <w:r>
+        <w:t>if</w:t>
+      </w:r>
+      <w:r>
+        <w:t xml:space="preserve"> I continue to explore web development and integrate it into my work </w:t>
+      </w:r>
+      <w:r>
+        <w:t>with</w:t>
+      </w:r>
+      <w:r>
+        <w:t xml:space="preserve"> renewable energy. </w:t>
+      </w:r>
+      <w:r>
+        <w:t xml:space="preserve"> </w:t>
+      </w:r>
+      <w:r>
+        <w:t>Whether I</w:t>
+      </w:r>
+      <w:r>
+        <w:rPr>
+          <w:rFonts w:hint="cs"/>
+        </w:rPr>
+        <w:t>’</w:t>
+      </w:r>
+      <w:r>
+        <w:t xml:space="preserve">m building internal tools for my team, creating educational content for consumers, or launching a new </w:t>
+      </w:r>
+      <w:r>
+        <w:t>entrepreneurial</w:t>
+      </w:r>
+      <w:r>
+        <w:t xml:space="preserve"> endeavor</w:t>
+      </w:r>
+      <w:r>
+        <w:t>, I now have the foundation to</w:t>
+      </w:r>
+      <w:r>
+        <w:t xml:space="preserve"> move with</w:t>
+      </w:r>
+      <w:r>
+        <w:t xml:space="preserve"> confidence and c</w:t>
+      </w:r>
+      <w:r>
+        <w:t>larity</w:t>
+      </w:r>
+      <w:r>
+        <w:t xml:space="preserve"> toward better understanding and utilization</w:t>
+      </w:r>
+      <w:r>
+        <w:t>.</w:t>
+      </w:r>
+      <w:r>
+        <w:t xml:space="preserve">   Last of all I would like to say that </w:t>
+      </w:r>
+      <w:r>
+        <w:t>this is</w:t>
+      </w:r>
+      <w:r>
+        <w:t xml:space="preserve"> </w:t>
+      </w:r>
+      <w:r>
+        <w:t xml:space="preserve">a firm </w:t>
+      </w:r>
+      <w:r>
+        <w:t>foundation for future impact</w:t>
+      </w:r>
+      <w:r>
+        <w:t xml:space="preserve"> in an industry that is starving for reconciliation with </w:t>
+      </w:r>
+      <w:r>
+        <w:t>a disillusioned public sentiment that holds solar</w:t>
+      </w:r>
+      <w:r>
+        <w:t xml:space="preserve"> sales</w:t>
+      </w:r>
+      <w:r>
+        <w:t xml:space="preserve"> processing in the same regard as used ca</w:t>
+      </w:r>
+      <w:r>
+        <w:t>r</w:t>
+      </w:r>
+      <w:r>
+        <w:t xml:space="preserve"> sales processing</w:t>
+      </w:r>
+      <w:r>
+        <w:t xml:space="preserve"> and </w:t>
+      </w:r>
+      <w:r>
+        <w:t>lemon-law outcomes that don’t meet pre-conceived expectations</w:t>
+      </w:r>
+      <w:r>
+        <w:t>.</w:t>
       </w:r>
     </w:p>
     <w:p/>
@@ -683,258 +1817,47 @@
     <w:p/>
     <w:p/>
     <w:p>
-      <w:r>
-        <w:t>My final project for WDD 130 is a personal website titled *</w:t>
-      </w:r>
-      <w:r>
-        <w:t>Limp Grid</w:t>
-      </w:r>
-      <w:r>
-        <w:t>*, which blends my professional background in renewable energy with personal insights and interests. The purpose of this site is to introduce myself, share my experience in solar energy systems, and demonstrate my growing skills in web development.</w:t>
-      </w:r>
-    </w:p>
-    <w:p/>
-    <w:p>
-      <w:r>
-        <w:t xml:space="preserve">The subject of my website is twofold: first, to present a professional profile that highlights my work in solar power and energy storage; and second, to offer a personal narrative that includes my educational background, family, and interests. The site includes a home page, an </w:t>
-      </w:r>
-      <w:r>
-        <w:rPr>
-          <w:rFonts w:hint="cs"/>
-        </w:rPr>
-        <w:t>“</w:t>
-      </w:r>
-      <w:r>
-        <w:t>About Me</w:t>
-      </w:r>
-      <w:r>
-        <w:rPr>
-          <w:rFonts w:hint="cs"/>
-        </w:rPr>
-        <w:t>”</w:t>
-      </w:r>
-      <w:r>
-        <w:t xml:space="preserve"> page, and a solar-focused subpage that explains Arizona</w:t>
-      </w:r>
-      <w:r>
-        <w:rPr>
-          <w:rFonts w:hint="cs"/>
-        </w:rPr>
-        <w:t>’</w:t>
-      </w:r>
-      <w:r>
-        <w:t>s utility rate structures and solar policies.</w:t>
-      </w:r>
-    </w:p>
-    <w:p/>
-    <w:p>
-      <w:r>
-        <w:t>The intended audience for this website includes potential employers, collaborators in the renewable energy industry, and fellow students or instructors who may be reviewing my work. It</w:t>
-      </w:r>
-      <w:r>
-        <w:rPr>
-          <w:rFonts w:hint="cs"/>
-        </w:rPr>
-        <w:t>’</w:t>
-      </w:r>
-      <w:r>
-        <w:t>s also designed to be accessible to general visitors who are curious about solar energy or my personal journey.</w:t>
-      </w:r>
-    </w:p>
-    <w:p/>
-    <w:p>
-      <w:r>
-        <w:t xml:space="preserve">The completed website is hosted on GitHub Pages and can be accessed at:  </w:t>
-      </w:r>
-    </w:p>
-    <w:p>
-      <w:r>
-        <w:t xml:space="preserve">https://yourusername.github.io/wdd130/final-project  </w:t>
-      </w:r>
-    </w:p>
-    <w:p>
-      <w:r>
-        <w:t>(Replace with your actual URL)</w:t>
-      </w:r>
-    </w:p>
-    <w:p/>
-    <w:p>
-      <w:r>
-        <w:t>---</w:t>
-      </w:r>
-    </w:p>
-    <w:p/>
-    <w:p>
-      <w:r>
-        <w:t>**Goals and Objectives**</w:t>
-      </w:r>
-    </w:p>
-    <w:p/>
-    <w:p>
-      <w:r>
-        <w:lastRenderedPageBreak/>
-        <w:t>My primary goal with this website was to create a clean, responsive, and informative platform that reflects both my technical background and my creative interests. I wanted to demonstrate proficiency in HTML and CSS, while also telling a compelling story about who I am and what I do. I hoped to accomplish the following:</w:t>
-      </w:r>
-    </w:p>
-    <w:p/>
-    <w:p>
-      <w:r>
-        <w:t xml:space="preserve">- Build a multi-page site that is visually appealing and easy to navigate  </w:t>
-      </w:r>
-    </w:p>
-    <w:p>
-      <w:r>
-        <w:t xml:space="preserve">- Share my experience in solar energy in a way that educates and engages  </w:t>
-      </w:r>
-    </w:p>
-    <w:p>
-      <w:r>
-        <w:t xml:space="preserve">- Practice responsive design and layout alignment using CSS  </w:t>
-      </w:r>
-    </w:p>
-    <w:p>
-      <w:r>
-        <w:t xml:space="preserve">- Create a reusable contact card component for future use  </w:t>
-      </w:r>
-    </w:p>
-    <w:p>
-      <w:r>
-        <w:t>- Gain confidence in publishing and maintaining a live website</w:t>
-      </w:r>
-    </w:p>
-    <w:p/>
-    <w:p>
-      <w:r>
-        <w:t>---</w:t>
-      </w:r>
-    </w:p>
-    <w:p/>
-    <w:p>
-      <w:r>
-        <w:t>**Design Process**</w:t>
-      </w:r>
-    </w:p>
-    <w:p/>
-    <w:p>
-      <w:r>
-        <w:t>My design process began with sketching wireframes for each page. I wanted a layout that was simple but structured, with clear sections for content, images, and navigation. I chose a neutral color palette with black and white accents to keep the focus on the content and imagery.</w:t>
-      </w:r>
-    </w:p>
-    <w:p/>
-    <w:p>
-      <w:r>
-        <w:t xml:space="preserve">The </w:t>
-      </w:r>
-      <w:r>
-        <w:rPr>
-          <w:rFonts w:hint="cs"/>
-        </w:rPr>
-        <w:t>“</w:t>
-      </w:r>
-      <w:r>
-        <w:t>About Me</w:t>
-      </w:r>
-      <w:r>
-        <w:rPr>
-          <w:rFonts w:hint="cs"/>
-        </w:rPr>
-        <w:t>”</w:t>
-      </w:r>
-      <w:r>
-        <w:t xml:space="preserve"> page was the first to take shape. I included personal photos, a brief biography, and a list of hobbies and values. I later integrated a custom-designed contact card that includes my avatar, education, and social media icons using Font Awesome. This card was originally developed as a standalone component and then embedded into the page using relative paths and internal CSS.</w:t>
-      </w:r>
-    </w:p>
-    <w:p/>
-    <w:p>
-      <w:r>
-        <w:t>The solar subpage required more research and content development. I created a horizontal infographic timeline to explain Arizona</w:t>
-      </w:r>
-      <w:r>
-        <w:rPr>
-          <w:rFonts w:hint="cs"/>
-        </w:rPr>
-        <w:t>’</w:t>
-      </w:r>
-      <w:r>
-        <w:t>s solar regulatory history and utility rate plans. I also used tables and hover animations to make the data more interactive and digestible.</w:t>
-      </w:r>
-    </w:p>
-    <w:p/>
-    <w:p>
-      <w:r>
-        <w:lastRenderedPageBreak/>
-        <w:t>One major change I made during development was switching from root-relative image paths to relative paths, which resolved issues with image loading in Live Server. I also consolidated my CSS into a single stylesheet for better maintainability.</w:t>
-      </w:r>
-    </w:p>
-    <w:p/>
-    <w:p>
-      <w:r>
-        <w:t>---</w:t>
-      </w:r>
-    </w:p>
-    <w:p/>
-    <w:p>
-      <w:r>
-        <w:t>**Conclusion**</w:t>
-      </w:r>
-    </w:p>
-    <w:p/>
-    <w:p>
-      <w:r>
-        <w:t>Completing this project has been both challenging and rewarding. I</w:t>
-      </w:r>
-      <w:r>
-        <w:rPr>
-          <w:rFonts w:hint="cs"/>
-        </w:rPr>
-        <w:t>’</w:t>
-      </w:r>
-      <w:r>
-        <w:t>ve learned how to structure a website from scratch, how to troubleshoot layout and path issues, and how to use CSS to create responsive, visually appealing designs. I</w:t>
-      </w:r>
-      <w:r>
-        <w:rPr>
-          <w:rFonts w:hint="cs"/>
-        </w:rPr>
-        <w:t>’</w:t>
-      </w:r>
-      <w:r>
-        <w:t>ve also gained experience with GitHub Pages and the importance of validating code for accessibility and performance.</w:t>
-      </w:r>
-    </w:p>
-    <w:p/>
-    <w:p>
-      <w:r>
-        <w:t>These skills will be invaluable as I continue to explore web development and integrate it into my work in renewable energy. Whether I</w:t>
-      </w:r>
-      <w:r>
-        <w:rPr>
-          <w:rFonts w:hint="cs"/>
-        </w:rPr>
-        <w:t>’</w:t>
-      </w:r>
-      <w:r>
-        <w:t>m building internal tools for my team, creating educational content for consumers, or launching a new business idea, I now have the foundation to do so with confidence and creativity.</w:t>
-      </w:r>
-    </w:p>
-    <w:p/>
-    <w:p/>
-    <w:p>
-      <w:r>
-        <w:t>For this part of the project, you are required to type a final report using Word or PDF, detailing the design and development of your completed website. Your report must be at least 500 words.</w:t>
-      </w:r>
-    </w:p>
-    <w:p>
-      <w:pPr>
-        <w:rPr>
-          <w:b/>
-          <w:bCs/>
-        </w:rPr>
-      </w:pPr>
-      <w:r>
-        <w:rPr>
-          <w:b/>
-          <w:bCs/>
+      <w:pPr>
+        <w:rPr>
+          <w:sz w:val="20"/>
+          <w:szCs w:val="20"/>
+        </w:rPr>
+      </w:pPr>
+      <w:r>
+        <w:rPr>
+          <w:sz w:val="20"/>
+          <w:szCs w:val="20"/>
+        </w:rPr>
+        <w:t xml:space="preserve">For this part of the project, you are required to type a final report using Word or PDF, detailing the design and development of your </w:t>
+      </w:r>
+      <w:proofErr w:type="gramStart"/>
+      <w:r>
+        <w:rPr>
+          <w:sz w:val="20"/>
+          <w:szCs w:val="20"/>
+        </w:rPr>
+        <w:t>completed</w:t>
+      </w:r>
+      <w:proofErr w:type="gramEnd"/>
+      <w:r>
+        <w:rPr>
+          <w:sz w:val="20"/>
+          <w:szCs w:val="20"/>
+        </w:rPr>
+        <w:t xml:space="preserve"> website. Your report must be at least 500 words.</w:t>
+      </w:r>
+    </w:p>
+    <w:p>
+      <w:pPr>
+        <w:rPr>
+          <w:sz w:val="20"/>
+          <w:szCs w:val="20"/>
+        </w:rPr>
+      </w:pPr>
+      <w:r>
+        <w:rPr>
+          <w:sz w:val="20"/>
+          <w:szCs w:val="20"/>
         </w:rPr>
         <w:t>Introduction (12 pts - 3 pts for each required subtopic)</w:t>
       </w:r>
@@ -945,8 +1868,16 @@
           <w:ilvl w:val="0"/>
           <w:numId w:val="1"/>
         </w:numPr>
-      </w:pPr>
-      <w:r>
+        <w:rPr>
+          <w:sz w:val="20"/>
+          <w:szCs w:val="20"/>
+        </w:rPr>
+      </w:pPr>
+      <w:r>
+        <w:rPr>
+          <w:sz w:val="20"/>
+          <w:szCs w:val="20"/>
+        </w:rPr>
         <w:t>Separate Title page with your Title, your name and class, and the date.</w:t>
       </w:r>
     </w:p>
@@ -956,9 +1887,26 @@
           <w:ilvl w:val="0"/>
           <w:numId w:val="1"/>
         </w:numPr>
-      </w:pPr>
-      <w:r>
-        <w:t>Introduce the subject of your website.</w:t>
+        <w:rPr>
+          <w:sz w:val="20"/>
+          <w:szCs w:val="20"/>
+        </w:rPr>
+      </w:pPr>
+      <w:proofErr w:type="gramStart"/>
+      <w:r>
+        <w:rPr>
+          <w:sz w:val="20"/>
+          <w:szCs w:val="20"/>
+        </w:rPr>
+        <w:t>Introduce</w:t>
+      </w:r>
+      <w:proofErr w:type="gramEnd"/>
+      <w:r>
+        <w:rPr>
+          <w:sz w:val="20"/>
+          <w:szCs w:val="20"/>
+        </w:rPr>
+        <w:t xml:space="preserve"> the subject of your website.</w:t>
       </w:r>
     </w:p>
     <w:p>
@@ -967,8 +1915,16 @@
           <w:ilvl w:val="0"/>
           <w:numId w:val="1"/>
         </w:numPr>
-      </w:pPr>
-      <w:r>
+        <w:rPr>
+          <w:sz w:val="20"/>
+          <w:szCs w:val="20"/>
+        </w:rPr>
+      </w:pPr>
+      <w:r>
+        <w:rPr>
+          <w:sz w:val="20"/>
+          <w:szCs w:val="20"/>
+        </w:rPr>
         <w:t>Explain who the audience of your website is.</w:t>
       </w:r>
     </w:p>
@@ -978,22 +1934,46 @@
           <w:ilvl w:val="0"/>
           <w:numId w:val="1"/>
         </w:numPr>
-      </w:pPr>
-      <w:r>
-        <w:t>Include the URL for your completed website.</w:t>
-      </w:r>
-    </w:p>
-    <w:p>
-      <w:pPr>
-        <w:rPr>
-          <w:b/>
-          <w:bCs/>
-        </w:rPr>
-      </w:pPr>
-      <w:r>
-        <w:rPr>
-          <w:b/>
-          <w:bCs/>
+        <w:rPr>
+          <w:sz w:val="20"/>
+          <w:szCs w:val="20"/>
+        </w:rPr>
+      </w:pPr>
+      <w:r>
+        <w:rPr>
+          <w:sz w:val="20"/>
+          <w:szCs w:val="20"/>
+        </w:rPr>
+        <w:t xml:space="preserve">Include the URL for your </w:t>
+      </w:r>
+      <w:proofErr w:type="gramStart"/>
+      <w:r>
+        <w:rPr>
+          <w:sz w:val="20"/>
+          <w:szCs w:val="20"/>
+        </w:rPr>
+        <w:t>completed</w:t>
+      </w:r>
+      <w:proofErr w:type="gramEnd"/>
+      <w:r>
+        <w:rPr>
+          <w:sz w:val="20"/>
+          <w:szCs w:val="20"/>
+        </w:rPr>
+        <w:t xml:space="preserve"> website.</w:t>
+      </w:r>
+    </w:p>
+    <w:p>
+      <w:pPr>
+        <w:rPr>
+          <w:sz w:val="20"/>
+          <w:szCs w:val="20"/>
+        </w:rPr>
+      </w:pPr>
+      <w:r>
+        <w:rPr>
+          <w:sz w:val="20"/>
+          <w:szCs w:val="20"/>
         </w:rPr>
         <w:t>Goals/Objectives (3 pts)</w:t>
       </w:r>
@@ -1004,24 +1984,31 @@
           <w:ilvl w:val="0"/>
           <w:numId w:val="2"/>
         </w:numPr>
-      </w:pPr>
-      <w:r>
+        <w:rPr>
+          <w:sz w:val="20"/>
+          <w:szCs w:val="20"/>
+        </w:rPr>
+      </w:pPr>
+      <w:r>
+        <w:rPr>
+          <w:sz w:val="20"/>
+          <w:szCs w:val="20"/>
+        </w:rPr>
         <w:t>Explain what you hope to accomplish with this website.</w:t>
       </w:r>
     </w:p>
     <w:p>
       <w:pPr>
         <w:rPr>
-          <w:b/>
-          <w:bCs/>
-        </w:rPr>
-      </w:pPr>
-      <w:r>
-        <w:rPr>
-          <w:b/>
-          <w:bCs/>
-        </w:rPr>
-        <w:lastRenderedPageBreak/>
+          <w:sz w:val="20"/>
+          <w:szCs w:val="20"/>
+        </w:rPr>
+      </w:pPr>
+      <w:r>
+        <w:rPr>
+          <w:sz w:val="20"/>
+          <w:szCs w:val="20"/>
+        </w:rPr>
         <w:t>Design Process (5 pts)</w:t>
       </w:r>
     </w:p>
@@ -1031,22 +2018,30 @@
           <w:ilvl w:val="0"/>
           <w:numId w:val="3"/>
         </w:numPr>
-      </w:pPr>
-      <w:r>
+        <w:rPr>
+          <w:sz w:val="20"/>
+          <w:szCs w:val="20"/>
+        </w:rPr>
+      </w:pPr>
+      <w:r>
+        <w:rPr>
+          <w:sz w:val="20"/>
+          <w:szCs w:val="20"/>
+        </w:rPr>
         <w:t>Describe how you came up with the design for your website or your process for coming up with your design or any major changes you made in your site?</w:t>
       </w:r>
     </w:p>
     <w:p>
       <w:pPr>
         <w:rPr>
-          <w:b/>
-          <w:bCs/>
-        </w:rPr>
-      </w:pPr>
-      <w:r>
-        <w:rPr>
-          <w:b/>
-          <w:bCs/>
+          <w:sz w:val="20"/>
+          <w:szCs w:val="20"/>
+        </w:rPr>
+      </w:pPr>
+      <w:r>
+        <w:rPr>
+          <w:sz w:val="20"/>
+          <w:szCs w:val="20"/>
         </w:rPr>
         <w:t>Conclusion (5 pts)</w:t>
       </w:r>
@@ -1057,12 +2052,27 @@
           <w:ilvl w:val="0"/>
           <w:numId w:val="4"/>
         </w:numPr>
-      </w:pPr>
-      <w:r>
+        <w:rPr>
+          <w:sz w:val="20"/>
+          <w:szCs w:val="20"/>
+        </w:rPr>
+      </w:pPr>
+      <w:r>
+        <w:rPr>
+          <w:sz w:val="20"/>
+          <w:szCs w:val="20"/>
+        </w:rPr>
         <w:t>Describe what you learned from completing this project and contemplate how these skills may help you in the future.</w:t>
       </w:r>
     </w:p>
-    <w:p/>
+    <w:p>
+      <w:pPr>
+        <w:rPr>
+          <w:sz w:val="20"/>
+          <w:szCs w:val="20"/>
+        </w:rPr>
+      </w:pPr>
+    </w:p>
     <w:sectPr>
       <w:pgSz w:w="12240" w:h="15840"/>
       <w:pgMar w:top="1440" w:right="1440" w:bottom="1440" w:left="1440" w:header="720" w:footer="720" w:gutter="0"/>
@@ -2441,7 +3451,6 @@
   <w:style w:type="character" w:default="1" w:styleId="DefaultParagraphFont">
     <w:name w:val="Default Paragraph Font"/>
     <w:uiPriority w:val="1"/>
-    <w:semiHidden/>
     <w:unhideWhenUsed/>
   </w:style>
   <w:style w:type="table" w:default="1" w:styleId="TableNormal">
@@ -2753,6 +3762,29 @@
       <w:smallCaps/>
       <w:color w:val="0F4761" w:themeColor="accent1" w:themeShade="BF"/>
       <w:spacing w:val="5"/>
+    </w:rPr>
+  </w:style>
+  <w:style w:type="character" w:styleId="Hyperlink">
+    <w:name w:val="Hyperlink"/>
+    <w:basedOn w:val="DefaultParagraphFont"/>
+    <w:uiPriority w:val="99"/>
+    <w:unhideWhenUsed/>
+    <w:rsid w:val="00B62898"/>
+    <w:rPr>
+      <w:color w:val="467886" w:themeColor="hyperlink"/>
+      <w:u w:val="single"/>
+    </w:rPr>
+  </w:style>
+  <w:style w:type="character" w:styleId="UnresolvedMention">
+    <w:name w:val="Unresolved Mention"/>
+    <w:basedOn w:val="DefaultParagraphFont"/>
+    <w:uiPriority w:val="99"/>
+    <w:semiHidden/>
+    <w:unhideWhenUsed/>
+    <w:rsid w:val="00B62898"/>
+    <w:rPr>
+      <w:color w:val="605E5C"/>
+      <w:shd w:val="clear" w:color="auto" w:fill="E1DFDD"/>
     </w:rPr>
   </w:style>
 </w:styles>
